--- a/University/Kurator/4.1 Лаба.docx
+++ b/University/Kurator/4.1 Лаба.docx
@@ -35,6 +35,9 @@
     <w:p>
       <w:pPr>
         <w:spacing w:after="0"/>
+        <w:rPr>
+          <w:lang w:val="en-US"/>
+        </w:rPr>
       </w:pPr>
       <w:r>
         <w:rPr>
@@ -75,11 +78,17 @@
     <w:p>
       <w:pPr>
         <w:spacing w:after="0"/>
+        <w:rPr>
+          <w:lang w:val="en-US"/>
+        </w:rPr>
       </w:pPr>
     </w:p>
     <w:p>
       <w:pPr>
         <w:spacing w:after="0"/>
+        <w:rPr>
+          <w:lang w:val="en-US"/>
+        </w:rPr>
       </w:pPr>
     </w:p>
     <w:tbl>
@@ -622,7 +631,25 @@
                 <w:sz w:val="24"/>
                 <w:szCs w:val="24"/>
               </w:rPr>
-              <w:t>=СУММ(E3:H3)</w:t>
+              <w:t>=</w:t>
+            </w:r>
+            <w:proofErr w:type="gramStart"/>
+            <w:r>
+              <w:rPr>
+                <w:rFonts w:ascii="Times New Roman" w:hAnsi="Times New Roman" w:cs="Times New Roman"/>
+                <w:sz w:val="24"/>
+                <w:szCs w:val="24"/>
+              </w:rPr>
+              <w:t>СУММ(</w:t>
+            </w:r>
+            <w:proofErr w:type="gramEnd"/>
+            <w:r>
+              <w:rPr>
+                <w:rFonts w:ascii="Times New Roman" w:hAnsi="Times New Roman" w:cs="Times New Roman"/>
+                <w:sz w:val="24"/>
+                <w:szCs w:val="24"/>
+              </w:rPr>
+              <w:t>E3:H3)</w:t>
             </w:r>
           </w:p>
         </w:tc>
@@ -890,7 +917,25 @@
                 <w:sz w:val="24"/>
                 <w:szCs w:val="24"/>
               </w:rPr>
-              <w:t>=СУММ(E4:H4)</w:t>
+              <w:t>=</w:t>
+            </w:r>
+            <w:proofErr w:type="gramStart"/>
+            <w:r>
+              <w:rPr>
+                <w:rFonts w:ascii="Times New Roman" w:hAnsi="Times New Roman" w:cs="Times New Roman"/>
+                <w:sz w:val="24"/>
+                <w:szCs w:val="24"/>
+              </w:rPr>
+              <w:t>СУММ(</w:t>
+            </w:r>
+            <w:proofErr w:type="gramEnd"/>
+            <w:r>
+              <w:rPr>
+                <w:rFonts w:ascii="Times New Roman" w:hAnsi="Times New Roman" w:cs="Times New Roman"/>
+                <w:sz w:val="24"/>
+                <w:szCs w:val="24"/>
+              </w:rPr>
+              <w:t>E4:H4)</w:t>
             </w:r>
           </w:p>
         </w:tc>
@@ -1158,7 +1203,25 @@
                 <w:sz w:val="24"/>
                 <w:szCs w:val="24"/>
               </w:rPr>
-              <w:t>=СУММ(E5:H5)</w:t>
+              <w:t>=</w:t>
+            </w:r>
+            <w:proofErr w:type="gramStart"/>
+            <w:r>
+              <w:rPr>
+                <w:rFonts w:ascii="Times New Roman" w:hAnsi="Times New Roman" w:cs="Times New Roman"/>
+                <w:sz w:val="24"/>
+                <w:szCs w:val="24"/>
+              </w:rPr>
+              <w:t>СУММ(</w:t>
+            </w:r>
+            <w:proofErr w:type="gramEnd"/>
+            <w:r>
+              <w:rPr>
+                <w:rFonts w:ascii="Times New Roman" w:hAnsi="Times New Roman" w:cs="Times New Roman"/>
+                <w:sz w:val="24"/>
+                <w:szCs w:val="24"/>
+              </w:rPr>
+              <w:t>E5:H5)</w:t>
             </w:r>
           </w:p>
         </w:tc>
@@ -1426,7 +1489,25 @@
                 <w:sz w:val="24"/>
                 <w:szCs w:val="24"/>
               </w:rPr>
-              <w:t>=СУММ(E6:H6)</w:t>
+              <w:t>=</w:t>
+            </w:r>
+            <w:proofErr w:type="gramStart"/>
+            <w:r>
+              <w:rPr>
+                <w:rFonts w:ascii="Times New Roman" w:hAnsi="Times New Roman" w:cs="Times New Roman"/>
+                <w:sz w:val="24"/>
+                <w:szCs w:val="24"/>
+              </w:rPr>
+              <w:t>СУММ(</w:t>
+            </w:r>
+            <w:proofErr w:type="gramEnd"/>
+            <w:r>
+              <w:rPr>
+                <w:rFonts w:ascii="Times New Roman" w:hAnsi="Times New Roman" w:cs="Times New Roman"/>
+                <w:sz w:val="24"/>
+                <w:szCs w:val="24"/>
+              </w:rPr>
+              <w:t>E6:H6)</w:t>
             </w:r>
           </w:p>
         </w:tc>
@@ -1644,7 +1725,25 @@
                 <w:sz w:val="24"/>
                 <w:szCs w:val="24"/>
               </w:rPr>
-              <w:t>=СУММ(E3:H6)</w:t>
+              <w:t>=</w:t>
+            </w:r>
+            <w:proofErr w:type="gramStart"/>
+            <w:r>
+              <w:rPr>
+                <w:rFonts w:ascii="Times New Roman" w:hAnsi="Times New Roman" w:cs="Times New Roman"/>
+                <w:sz w:val="24"/>
+                <w:szCs w:val="24"/>
+              </w:rPr>
+              <w:t>СУММ(</w:t>
+            </w:r>
+            <w:proofErr w:type="gramEnd"/>
+            <w:r>
+              <w:rPr>
+                <w:rFonts w:ascii="Times New Roman" w:hAnsi="Times New Roman" w:cs="Times New Roman"/>
+                <w:sz w:val="24"/>
+                <w:szCs w:val="24"/>
+              </w:rPr>
+              <w:t>E3:H6)</w:t>
             </w:r>
           </w:p>
         </w:tc>
@@ -1674,7 +1773,25 @@
                 <w:sz w:val="24"/>
                 <w:szCs w:val="24"/>
               </w:rPr>
-              <w:t>=СУММ(Е3:Е6)</w:t>
+              <w:t>=</w:t>
+            </w:r>
+            <w:proofErr w:type="gramStart"/>
+            <w:r>
+              <w:rPr>
+                <w:rFonts w:ascii="Times New Roman" w:hAnsi="Times New Roman" w:cs="Times New Roman"/>
+                <w:sz w:val="24"/>
+                <w:szCs w:val="24"/>
+              </w:rPr>
+              <w:t>СУММ(</w:t>
+            </w:r>
+            <w:proofErr w:type="gramEnd"/>
+            <w:r>
+              <w:rPr>
+                <w:rFonts w:ascii="Times New Roman" w:hAnsi="Times New Roman" w:cs="Times New Roman"/>
+                <w:sz w:val="24"/>
+                <w:szCs w:val="24"/>
+              </w:rPr>
+              <w:t>Е3:Е6)</w:t>
             </w:r>
           </w:p>
         </w:tc>
@@ -1705,8 +1822,18 @@
                 <w:sz w:val="24"/>
                 <w:szCs w:val="24"/>
               </w:rPr>
-              <w:t>=СУММ(</w:t>
-            </w:r>
+              <w:t>=</w:t>
+            </w:r>
+            <w:proofErr w:type="gramStart"/>
+            <w:r>
+              <w:rPr>
+                <w:rFonts w:ascii="Times New Roman" w:hAnsi="Times New Roman" w:cs="Times New Roman"/>
+                <w:sz w:val="24"/>
+                <w:szCs w:val="24"/>
+              </w:rPr>
+              <w:t>СУММ(</w:t>
+            </w:r>
+            <w:proofErr w:type="gramEnd"/>
             <w:r>
               <w:rPr>
                 <w:rFonts w:ascii="Times New Roman" w:hAnsi="Times New Roman" w:cs="Times New Roman"/>
@@ -1765,6 +1892,7 @@
               </w:rPr>
               <w:t>=</w:t>
             </w:r>
+            <w:proofErr w:type="gramStart"/>
             <w:r>
               <w:rPr>
                 <w:rFonts w:ascii="Times New Roman" w:hAnsi="Times New Roman" w:cs="Times New Roman"/>
@@ -1773,6 +1901,7 @@
               </w:rPr>
               <w:t>СУММ(</w:t>
             </w:r>
+            <w:proofErr w:type="gramEnd"/>
             <w:r>
               <w:rPr>
                 <w:rFonts w:ascii="Times New Roman" w:hAnsi="Times New Roman" w:cs="Times New Roman"/>
@@ -1828,8 +1957,18 @@
                 <w:sz w:val="24"/>
                 <w:szCs w:val="24"/>
               </w:rPr>
-              <w:t>=СУММ(</w:t>
-            </w:r>
+              <w:t>=</w:t>
+            </w:r>
+            <w:proofErr w:type="gramStart"/>
+            <w:r>
+              <w:rPr>
+                <w:rFonts w:ascii="Times New Roman" w:hAnsi="Times New Roman" w:cs="Times New Roman"/>
+                <w:sz w:val="24"/>
+                <w:szCs w:val="24"/>
+              </w:rPr>
+              <w:t>СУММ(</w:t>
+            </w:r>
+            <w:proofErr w:type="gramEnd"/>
             <w:r>
               <w:rPr>
                 <w:rFonts w:ascii="Times New Roman" w:hAnsi="Times New Roman" w:cs="Times New Roman"/>
@@ -1888,6 +2027,7 @@
               </w:rPr>
               <w:t>=</w:t>
             </w:r>
+            <w:proofErr w:type="gramStart"/>
             <w:r>
               <w:rPr>
                 <w:rFonts w:ascii="Times New Roman" w:hAnsi="Times New Roman" w:cs="Times New Roman"/>
@@ -1896,6 +2036,7 @@
               </w:rPr>
               <w:t>СУММ(</w:t>
             </w:r>
+            <w:proofErr w:type="gramEnd"/>
             <w:r>
               <w:rPr>
                 <w:rFonts w:ascii="Times New Roman" w:hAnsi="Times New Roman" w:cs="Times New Roman"/>
@@ -2286,7 +2427,25 @@
                 <w:sz w:val="24"/>
                 <w:szCs w:val="24"/>
               </w:rPr>
-              <w:t>=СУММ(E9:H9)</w:t>
+              <w:t>=</w:t>
+            </w:r>
+            <w:proofErr w:type="gramStart"/>
+            <w:r>
+              <w:rPr>
+                <w:rFonts w:ascii="Times New Roman" w:hAnsi="Times New Roman" w:cs="Times New Roman"/>
+                <w:sz w:val="24"/>
+                <w:szCs w:val="24"/>
+              </w:rPr>
+              <w:t>СУММ(</w:t>
+            </w:r>
+            <w:proofErr w:type="gramEnd"/>
+            <w:r>
+              <w:rPr>
+                <w:rFonts w:ascii="Times New Roman" w:hAnsi="Times New Roman" w:cs="Times New Roman"/>
+                <w:sz w:val="24"/>
+                <w:szCs w:val="24"/>
+              </w:rPr>
+              <w:t>E9:H9)</w:t>
             </w:r>
           </w:p>
         </w:tc>
@@ -2554,7 +2713,25 @@
                 <w:sz w:val="24"/>
                 <w:szCs w:val="24"/>
               </w:rPr>
-              <w:t>=СУММ(E10:H10)</w:t>
+              <w:t>=</w:t>
+            </w:r>
+            <w:proofErr w:type="gramStart"/>
+            <w:r>
+              <w:rPr>
+                <w:rFonts w:ascii="Times New Roman" w:hAnsi="Times New Roman" w:cs="Times New Roman"/>
+                <w:sz w:val="24"/>
+                <w:szCs w:val="24"/>
+              </w:rPr>
+              <w:t>СУММ(</w:t>
+            </w:r>
+            <w:proofErr w:type="gramEnd"/>
+            <w:r>
+              <w:rPr>
+                <w:rFonts w:ascii="Times New Roman" w:hAnsi="Times New Roman" w:cs="Times New Roman"/>
+                <w:sz w:val="24"/>
+                <w:szCs w:val="24"/>
+              </w:rPr>
+              <w:t>E10:H10)</w:t>
             </w:r>
           </w:p>
         </w:tc>
@@ -2822,7 +2999,25 @@
                 <w:sz w:val="24"/>
                 <w:szCs w:val="24"/>
               </w:rPr>
-              <w:t>=СУММ(E11:H11)</w:t>
+              <w:t>=</w:t>
+            </w:r>
+            <w:proofErr w:type="gramStart"/>
+            <w:r>
+              <w:rPr>
+                <w:rFonts w:ascii="Times New Roman" w:hAnsi="Times New Roman" w:cs="Times New Roman"/>
+                <w:sz w:val="24"/>
+                <w:szCs w:val="24"/>
+              </w:rPr>
+              <w:t>СУММ(</w:t>
+            </w:r>
+            <w:proofErr w:type="gramEnd"/>
+            <w:r>
+              <w:rPr>
+                <w:rFonts w:ascii="Times New Roman" w:hAnsi="Times New Roman" w:cs="Times New Roman"/>
+                <w:sz w:val="24"/>
+                <w:szCs w:val="24"/>
+              </w:rPr>
+              <w:t>E11:H11)</w:t>
             </w:r>
           </w:p>
         </w:tc>
@@ -3090,7 +3285,25 @@
                 <w:sz w:val="24"/>
                 <w:szCs w:val="24"/>
               </w:rPr>
-              <w:t>=СУММ(E12:H12)</w:t>
+              <w:t>=</w:t>
+            </w:r>
+            <w:proofErr w:type="gramStart"/>
+            <w:r>
+              <w:rPr>
+                <w:rFonts w:ascii="Times New Roman" w:hAnsi="Times New Roman" w:cs="Times New Roman"/>
+                <w:sz w:val="24"/>
+                <w:szCs w:val="24"/>
+              </w:rPr>
+              <w:t>СУММ(</w:t>
+            </w:r>
+            <w:proofErr w:type="gramEnd"/>
+            <w:r>
+              <w:rPr>
+                <w:rFonts w:ascii="Times New Roman" w:hAnsi="Times New Roman" w:cs="Times New Roman"/>
+                <w:sz w:val="24"/>
+                <w:szCs w:val="24"/>
+              </w:rPr>
+              <w:t>E12:H12)</w:t>
             </w:r>
           </w:p>
         </w:tc>
@@ -3308,7 +3521,25 @@
                 <w:sz w:val="24"/>
                 <w:szCs w:val="24"/>
               </w:rPr>
-              <w:t>=СУММ(E9:H12)</w:t>
+              <w:t>=</w:t>
+            </w:r>
+            <w:proofErr w:type="gramStart"/>
+            <w:r>
+              <w:rPr>
+                <w:rFonts w:ascii="Times New Roman" w:hAnsi="Times New Roman" w:cs="Times New Roman"/>
+                <w:sz w:val="24"/>
+                <w:szCs w:val="24"/>
+              </w:rPr>
+              <w:t>СУММ(</w:t>
+            </w:r>
+            <w:proofErr w:type="gramEnd"/>
+            <w:r>
+              <w:rPr>
+                <w:rFonts w:ascii="Times New Roman" w:hAnsi="Times New Roman" w:cs="Times New Roman"/>
+                <w:sz w:val="24"/>
+                <w:szCs w:val="24"/>
+              </w:rPr>
+              <w:t>E9:H12)</w:t>
             </w:r>
           </w:p>
         </w:tc>
@@ -3338,7 +3569,25 @@
                 <w:sz w:val="24"/>
                 <w:szCs w:val="24"/>
               </w:rPr>
-              <w:t>=СУММ(Е</w:t>
+              <w:t>=</w:t>
+            </w:r>
+            <w:proofErr w:type="gramStart"/>
+            <w:r>
+              <w:rPr>
+                <w:rFonts w:ascii="Times New Roman" w:hAnsi="Times New Roman" w:cs="Times New Roman"/>
+                <w:sz w:val="24"/>
+                <w:szCs w:val="24"/>
+              </w:rPr>
+              <w:t>СУММ(</w:t>
+            </w:r>
+            <w:proofErr w:type="gramEnd"/>
+            <w:r>
+              <w:rPr>
+                <w:rFonts w:ascii="Times New Roman" w:hAnsi="Times New Roman" w:cs="Times New Roman"/>
+                <w:sz w:val="24"/>
+                <w:szCs w:val="24"/>
+              </w:rPr>
+              <w:t>Е</w:t>
             </w:r>
             <w:r>
               <w:rPr>
@@ -3402,8 +3651,18 @@
                 <w:sz w:val="24"/>
                 <w:szCs w:val="24"/>
               </w:rPr>
-              <w:t>=СУММ(</w:t>
-            </w:r>
+              <w:t>=</w:t>
+            </w:r>
+            <w:proofErr w:type="gramStart"/>
+            <w:r>
+              <w:rPr>
+                <w:rFonts w:ascii="Times New Roman" w:hAnsi="Times New Roman" w:cs="Times New Roman"/>
+                <w:sz w:val="24"/>
+                <w:szCs w:val="24"/>
+              </w:rPr>
+              <w:t>СУММ(</w:t>
+            </w:r>
+            <w:proofErr w:type="gramEnd"/>
             <w:r>
               <w:rPr>
                 <w:rFonts w:ascii="Times New Roman" w:hAnsi="Times New Roman" w:cs="Times New Roman"/>
@@ -3461,6 +3720,7 @@
               </w:rPr>
               <w:t>=</w:t>
             </w:r>
+            <w:proofErr w:type="gramStart"/>
             <w:r>
               <w:rPr>
                 <w:rFonts w:ascii="Times New Roman" w:hAnsi="Times New Roman" w:cs="Times New Roman"/>
@@ -3469,6 +3729,7 @@
               </w:rPr>
               <w:t>СУММ(</w:t>
             </w:r>
+            <w:proofErr w:type="gramEnd"/>
             <w:r>
               <w:rPr>
                 <w:rFonts w:ascii="Times New Roman" w:hAnsi="Times New Roman" w:cs="Times New Roman"/>
@@ -3523,8 +3784,18 @@
                 <w:sz w:val="24"/>
                 <w:szCs w:val="24"/>
               </w:rPr>
-              <w:t>=СУММ(</w:t>
-            </w:r>
+              <w:t>=</w:t>
+            </w:r>
+            <w:proofErr w:type="gramStart"/>
+            <w:r>
+              <w:rPr>
+                <w:rFonts w:ascii="Times New Roman" w:hAnsi="Times New Roman" w:cs="Times New Roman"/>
+                <w:sz w:val="24"/>
+                <w:szCs w:val="24"/>
+              </w:rPr>
+              <w:t>СУММ(</w:t>
+            </w:r>
+            <w:proofErr w:type="gramEnd"/>
             <w:r>
               <w:rPr>
                 <w:rFonts w:ascii="Times New Roman" w:hAnsi="Times New Roman" w:cs="Times New Roman"/>
@@ -3583,6 +3854,7 @@
               </w:rPr>
               <w:t>=</w:t>
             </w:r>
+            <w:proofErr w:type="gramStart"/>
             <w:r>
               <w:rPr>
                 <w:rFonts w:ascii="Times New Roman" w:hAnsi="Times New Roman" w:cs="Times New Roman"/>
@@ -3591,6 +3863,7 @@
               </w:rPr>
               <w:t>СУММ(</w:t>
             </w:r>
+            <w:proofErr w:type="gramEnd"/>
             <w:r>
               <w:rPr>
                 <w:rFonts w:ascii="Times New Roman" w:hAnsi="Times New Roman" w:cs="Times New Roman"/>
@@ -3867,66 +4140,4066 @@
     <w:p>
       <w:pPr>
         <w:spacing w:after="0"/>
+        <w:jc w:val="center"/>
+        <w:rPr>
+          <w:rFonts w:ascii="Times New Roman" w:hAnsi="Times New Roman" w:cs="Times New Roman"/>
+          <w:sz w:val="20"/>
+          <w:szCs w:val="20"/>
+        </w:rPr>
       </w:pPr>
     </w:p>
     <w:p>
       <w:pPr>
-        <w:spacing w:after="0"/>
-      </w:pPr>
-    </w:p>
-    <w:p>
-      <w:pPr>
-        <w:pBdr>
-          <w:top w:val="single" w:sz="4" w:space="1" w:color="auto"/>
-          <w:left w:val="single" w:sz="4" w:space="4" w:color="auto"/>
-          <w:bottom w:val="single" w:sz="4" w:space="1" w:color="auto"/>
-          <w:right w:val="single" w:sz="4" w:space="0" w:color="auto"/>
-          <w:between w:val="single" w:sz="4" w:space="1" w:color="auto"/>
-          <w:bar w:val="single" w:sz="4" w:color="auto"/>
-        </w:pBdr>
-        <w:spacing w:after="0"/>
         <w:rPr>
-          <w:sz w:val="24"/>
-          <w:szCs w:val="24"/>
+          <w:rFonts w:ascii="Times New Roman" w:hAnsi="Times New Roman" w:cs="Times New Roman"/>
+          <w:sz w:val="20"/>
+          <w:szCs w:val="20"/>
         </w:rPr>
       </w:pPr>
       <w:r>
         <w:rPr>
-          <w:sz w:val="24"/>
-          <w:szCs w:val="24"/>
+          <w:rFonts w:ascii="Times New Roman" w:hAnsi="Times New Roman" w:cs="Times New Roman"/>
+          <w:sz w:val="20"/>
+          <w:szCs w:val="20"/>
         </w:rPr>
-        <w:object w:dxaOrig="9084" w:dyaOrig="4759" w14:anchorId="4A34C445">
-          <v:shapetype id="_x0000_t75" coordsize="21600,21600" o:spt="75" o:preferrelative="t" path="m@4@5l@4@11@9@11@9@5xe" filled="f" stroked="f">
-            <v:stroke joinstyle="miter"/>
-            <v:formulas>
-              <v:f eqn="if lineDrawn pixelLineWidth 0"/>
-              <v:f eqn="sum @0 1 0"/>
-              <v:f eqn="sum 0 0 @1"/>
-              <v:f eqn="prod @2 1 2"/>
-              <v:f eqn="prod @3 21600 pixelWidth"/>
-              <v:f eqn="prod @3 21600 pixelHeight"/>
-              <v:f eqn="sum @0 0 1"/>
-              <v:f eqn="prod @6 1 2"/>
-              <v:f eqn="prod @7 21600 pixelWidth"/>
-              <v:f eqn="sum @8 21600 0"/>
-              <v:f eqn="prod @7 21600 pixelHeight"/>
-              <v:f eqn="sum @10 21600 0"/>
-            </v:formulas>
-            <v:path o:extrusionok="f" gradientshapeok="t" o:connecttype="rect"/>
-            <o:lock v:ext="edit" aspectratio="t"/>
-          </v:shapetype>
-          <v:shape id="_x0000_i1025" type="#_x0000_t75" style="width:454pt;height:238pt" o:ole="">
-            <v:imagedata r:id="rId5" o:title=""/>
-          </v:shape>
-          <o:OLEObject Type="Embed" ProgID="Excel.Sheet.12" ShapeID="_x0000_i1025" DrawAspect="Content" ObjectID="_1826706976" r:id="rId6"/>
-        </w:object>
+        <w:br w:type="page"/>
       </w:r>
     </w:p>
     <w:p>
       <w:pPr>
         <w:spacing w:after="0"/>
+        <w:jc w:val="center"/>
+        <w:rPr>
+          <w:rFonts w:ascii="Times New Roman" w:hAnsi="Times New Roman" w:cs="Times New Roman"/>
+          <w:sz w:val="20"/>
+          <w:szCs w:val="20"/>
+        </w:rPr>
       </w:pPr>
     </w:p>
+    <w:tbl>
+      <w:tblPr>
+        <w:tblStyle w:val="a3"/>
+        <w:tblW w:w="0" w:type="auto"/>
+        <w:tblLook w:val="04A0" w:firstRow="1" w:lastRow="0" w:firstColumn="1" w:lastColumn="0" w:noHBand="0" w:noVBand="1"/>
+      </w:tblPr>
+      <w:tblGrid>
+        <w:gridCol w:w="316"/>
+        <w:gridCol w:w="1547"/>
+        <w:gridCol w:w="959"/>
+        <w:gridCol w:w="1011"/>
+        <w:gridCol w:w="1112"/>
+        <w:gridCol w:w="1055"/>
+        <w:gridCol w:w="862"/>
+        <w:gridCol w:w="1092"/>
+        <w:gridCol w:w="943"/>
+      </w:tblGrid>
+      <w:tr>
+        <w:trPr>
+          <w:trHeight w:val="454"/>
+        </w:trPr>
+        <w:tc>
+          <w:tcPr>
+            <w:tcW w:w="0" w:type="auto"/>
+            <w:gridSpan w:val="9"/>
+          </w:tcPr>
+          <w:p>
+            <w:pPr>
+              <w:jc w:val="center"/>
+              <w:rPr>
+                <w:rFonts w:ascii="Times New Roman" w:hAnsi="Times New Roman" w:cs="Times New Roman"/>
+                <w:sz w:val="20"/>
+                <w:szCs w:val="20"/>
+              </w:rPr>
+            </w:pPr>
+            <w:r>
+              <w:rPr>
+                <w:rFonts w:ascii="Times New Roman" w:hAnsi="Times New Roman" w:cs="Times New Roman"/>
+                <w:b/>
+                <w:color w:val="34343C"/>
+                <w:sz w:val="20"/>
+                <w:szCs w:val="20"/>
+                <w:shd w:val="clear" w:color="auto" w:fill="FFFFFF"/>
+              </w:rPr>
+              <w:t>СВЕДЕНИЯ ОБ УСПЕВАЕМОСТИ СТУДЕНТОВ</w:t>
+            </w:r>
+          </w:p>
+        </w:tc>
+      </w:tr>
+      <w:tr>
+        <w:trPr>
+          <w:trHeight w:val="454"/>
+        </w:trPr>
+        <w:tc>
+          <w:tcPr>
+            <w:tcW w:w="0" w:type="auto"/>
+            <w:vAlign w:val="center"/>
+          </w:tcPr>
+          <w:p>
+            <w:pPr>
+              <w:jc w:val="center"/>
+              <w:rPr>
+                <w:rFonts w:ascii="Times New Roman" w:hAnsi="Times New Roman" w:cs="Times New Roman"/>
+                <w:sz w:val="20"/>
+                <w:szCs w:val="20"/>
+              </w:rPr>
+            </w:pPr>
+          </w:p>
+        </w:tc>
+        <w:tc>
+          <w:tcPr>
+            <w:tcW w:w="0" w:type="auto"/>
+            <w:vAlign w:val="center"/>
+          </w:tcPr>
+          <w:p>
+            <w:pPr>
+              <w:shd w:val="clear" w:color="auto" w:fill="FFFFFF"/>
+              <w:jc w:val="center"/>
+              <w:rPr>
+                <w:rFonts w:ascii="Times New Roman" w:eastAsia="Times New Roman" w:hAnsi="Times New Roman" w:cs="Times New Roman"/>
+                <w:color w:val="34343C"/>
+                <w:sz w:val="24"/>
+                <w:szCs w:val="24"/>
+                <w:lang w:eastAsia="ru-RU"/>
+              </w:rPr>
+            </w:pPr>
+            <w:r>
+              <w:rPr>
+                <w:rFonts w:ascii="Times New Roman" w:eastAsia="Times New Roman" w:hAnsi="Times New Roman" w:cs="Times New Roman"/>
+                <w:color w:val="34343C"/>
+                <w:sz w:val="24"/>
+                <w:szCs w:val="24"/>
+                <w:lang w:eastAsia="ru-RU"/>
+              </w:rPr>
+              <w:t>Учебная</w:t>
+            </w:r>
+          </w:p>
+          <w:p>
+            <w:pPr>
+              <w:shd w:val="clear" w:color="auto" w:fill="FFFFFF"/>
+              <w:jc w:val="center"/>
+              <w:rPr>
+                <w:rFonts w:ascii="Times New Roman" w:eastAsia="Times New Roman" w:hAnsi="Times New Roman" w:cs="Times New Roman"/>
+                <w:color w:val="34343C"/>
+                <w:sz w:val="24"/>
+                <w:szCs w:val="24"/>
+                <w:lang w:eastAsia="ru-RU"/>
+              </w:rPr>
+            </w:pPr>
+            <w:r>
+              <w:rPr>
+                <w:rFonts w:ascii="Times New Roman" w:eastAsia="Times New Roman" w:hAnsi="Times New Roman" w:cs="Times New Roman"/>
+                <w:color w:val="34343C"/>
+                <w:sz w:val="24"/>
+                <w:szCs w:val="24"/>
+                <w:lang w:eastAsia="ru-RU"/>
+              </w:rPr>
+              <w:t>дисциплина</w:t>
+            </w:r>
+          </w:p>
+          <w:p>
+            <w:pPr>
+              <w:jc w:val="center"/>
+              <w:rPr>
+                <w:rFonts w:ascii="Times New Roman" w:hAnsi="Times New Roman" w:cs="Times New Roman"/>
+                <w:sz w:val="20"/>
+                <w:szCs w:val="20"/>
+              </w:rPr>
+            </w:pPr>
+          </w:p>
+        </w:tc>
+        <w:tc>
+          <w:tcPr>
+            <w:tcW w:w="0" w:type="auto"/>
+            <w:vAlign w:val="center"/>
+          </w:tcPr>
+          <w:p>
+            <w:pPr>
+              <w:jc w:val="center"/>
+              <w:rPr>
+                <w:rFonts w:ascii="Times New Roman" w:hAnsi="Times New Roman" w:cs="Times New Roman"/>
+                <w:sz w:val="20"/>
+                <w:szCs w:val="20"/>
+              </w:rPr>
+            </w:pPr>
+            <w:r>
+              <w:rPr>
+                <w:rFonts w:ascii="Times New Roman" w:hAnsi="Times New Roman" w:cs="Times New Roman"/>
+                <w:color w:val="34343C"/>
+                <w:sz w:val="24"/>
+                <w:szCs w:val="24"/>
+                <w:shd w:val="clear" w:color="auto" w:fill="FFFFFF"/>
+              </w:rPr>
+              <w:t>Группа</w:t>
+            </w:r>
+          </w:p>
+        </w:tc>
+        <w:tc>
+          <w:tcPr>
+            <w:tcW w:w="0" w:type="auto"/>
+            <w:vAlign w:val="center"/>
+          </w:tcPr>
+          <w:p>
+            <w:pPr>
+              <w:shd w:val="clear" w:color="auto" w:fill="FFFFFF"/>
+              <w:jc w:val="center"/>
+              <w:rPr>
+                <w:rFonts w:ascii="Times New Roman" w:eastAsia="Times New Roman" w:hAnsi="Times New Roman" w:cs="Times New Roman"/>
+                <w:color w:val="34343C"/>
+                <w:sz w:val="24"/>
+                <w:szCs w:val="24"/>
+                <w:lang w:eastAsia="ru-RU"/>
+              </w:rPr>
+            </w:pPr>
+            <w:r>
+              <w:rPr>
+                <w:rFonts w:ascii="Times New Roman" w:eastAsia="Times New Roman" w:hAnsi="Times New Roman" w:cs="Times New Roman"/>
+                <w:color w:val="34343C"/>
+                <w:sz w:val="24"/>
+                <w:szCs w:val="24"/>
+                <w:lang w:eastAsia="ru-RU"/>
+              </w:rPr>
+              <w:t>Всего</w:t>
+            </w:r>
+          </w:p>
+          <w:p>
+            <w:pPr>
+              <w:shd w:val="clear" w:color="auto" w:fill="FFFFFF"/>
+              <w:jc w:val="center"/>
+              <w:rPr>
+                <w:rFonts w:ascii="Times New Roman" w:eastAsia="Times New Roman" w:hAnsi="Times New Roman" w:cs="Times New Roman"/>
+                <w:color w:val="34343C"/>
+                <w:sz w:val="24"/>
+                <w:szCs w:val="24"/>
+                <w:lang w:eastAsia="ru-RU"/>
+              </w:rPr>
+            </w:pPr>
+            <w:r>
+              <w:rPr>
+                <w:rFonts w:ascii="Times New Roman" w:eastAsia="Times New Roman" w:hAnsi="Times New Roman" w:cs="Times New Roman"/>
+                <w:color w:val="34343C"/>
+                <w:sz w:val="24"/>
+                <w:szCs w:val="24"/>
+                <w:lang w:eastAsia="ru-RU"/>
+              </w:rPr>
+              <w:t>сдавало</w:t>
+            </w:r>
+          </w:p>
+          <w:p>
+            <w:pPr>
+              <w:jc w:val="center"/>
+              <w:rPr>
+                <w:rFonts w:ascii="Times New Roman" w:hAnsi="Times New Roman" w:cs="Times New Roman"/>
+                <w:sz w:val="20"/>
+                <w:szCs w:val="20"/>
+              </w:rPr>
+            </w:pPr>
+          </w:p>
+        </w:tc>
+        <w:tc>
+          <w:tcPr>
+            <w:tcW w:w="0" w:type="auto"/>
+            <w:vAlign w:val="center"/>
+          </w:tcPr>
+          <w:p>
+            <w:pPr>
+              <w:jc w:val="center"/>
+              <w:rPr>
+                <w:rFonts w:ascii="Times New Roman" w:hAnsi="Times New Roman" w:cs="Times New Roman"/>
+                <w:sz w:val="20"/>
+                <w:szCs w:val="20"/>
+              </w:rPr>
+            </w:pPr>
+            <w:r>
+              <w:rPr>
+                <w:rFonts w:ascii="Times New Roman" w:hAnsi="Times New Roman" w:cs="Times New Roman"/>
+                <w:color w:val="34343C"/>
+                <w:sz w:val="24"/>
+                <w:szCs w:val="24"/>
+                <w:shd w:val="clear" w:color="auto" w:fill="FFFFFF"/>
+              </w:rPr>
+              <w:t>Отлично</w:t>
+            </w:r>
+          </w:p>
+        </w:tc>
+        <w:tc>
+          <w:tcPr>
+            <w:tcW w:w="0" w:type="auto"/>
+            <w:vAlign w:val="center"/>
+          </w:tcPr>
+          <w:p>
+            <w:pPr>
+              <w:jc w:val="center"/>
+              <w:rPr>
+                <w:rFonts w:ascii="Times New Roman" w:hAnsi="Times New Roman" w:cs="Times New Roman"/>
+                <w:sz w:val="20"/>
+                <w:szCs w:val="20"/>
+              </w:rPr>
+            </w:pPr>
+            <w:r>
+              <w:rPr>
+                <w:rFonts w:ascii="Times New Roman" w:hAnsi="Times New Roman" w:cs="Times New Roman"/>
+                <w:color w:val="34343C"/>
+                <w:sz w:val="24"/>
+                <w:szCs w:val="24"/>
+                <w:shd w:val="clear" w:color="auto" w:fill="FFFFFF"/>
+              </w:rPr>
+              <w:t>Хорошо</w:t>
+            </w:r>
+          </w:p>
+        </w:tc>
+        <w:tc>
+          <w:tcPr>
+            <w:tcW w:w="0" w:type="auto"/>
+            <w:vAlign w:val="center"/>
+          </w:tcPr>
+          <w:p>
+            <w:pPr>
+              <w:jc w:val="center"/>
+              <w:rPr>
+                <w:rFonts w:ascii="Times New Roman" w:hAnsi="Times New Roman" w:cs="Times New Roman"/>
+                <w:sz w:val="20"/>
+                <w:szCs w:val="20"/>
+              </w:rPr>
+            </w:pPr>
+            <w:proofErr w:type="spellStart"/>
+            <w:r>
+              <w:rPr>
+                <w:rFonts w:ascii="Times New Roman" w:hAnsi="Times New Roman" w:cs="Times New Roman"/>
+                <w:color w:val="34343C"/>
+                <w:sz w:val="24"/>
+                <w:szCs w:val="24"/>
+                <w:shd w:val="clear" w:color="auto" w:fill="FFFFFF"/>
+              </w:rPr>
+              <w:t>Удовл</w:t>
+            </w:r>
+            <w:proofErr w:type="spellEnd"/>
+          </w:p>
+        </w:tc>
+        <w:tc>
+          <w:tcPr>
+            <w:tcW w:w="0" w:type="auto"/>
+            <w:vAlign w:val="center"/>
+          </w:tcPr>
+          <w:p>
+            <w:pPr>
+              <w:jc w:val="center"/>
+              <w:rPr>
+                <w:rFonts w:ascii="Times New Roman" w:hAnsi="Times New Roman" w:cs="Times New Roman"/>
+                <w:sz w:val="20"/>
+                <w:szCs w:val="20"/>
+              </w:rPr>
+            </w:pPr>
+            <w:proofErr w:type="spellStart"/>
+            <w:r>
+              <w:rPr>
+                <w:rFonts w:ascii="Times New Roman" w:hAnsi="Times New Roman" w:cs="Times New Roman"/>
+                <w:color w:val="34343C"/>
+                <w:sz w:val="24"/>
+                <w:szCs w:val="24"/>
+                <w:shd w:val="clear" w:color="auto" w:fill="FFFFFF"/>
+              </w:rPr>
+              <w:t>Неудовл</w:t>
+            </w:r>
+            <w:proofErr w:type="spellEnd"/>
+          </w:p>
+        </w:tc>
+        <w:tc>
+          <w:tcPr>
+            <w:tcW w:w="0" w:type="auto"/>
+            <w:vAlign w:val="center"/>
+          </w:tcPr>
+          <w:p>
+            <w:pPr>
+              <w:jc w:val="center"/>
+              <w:rPr>
+                <w:rFonts w:ascii="Times New Roman" w:hAnsi="Times New Roman" w:cs="Times New Roman"/>
+                <w:sz w:val="20"/>
+                <w:szCs w:val="20"/>
+              </w:rPr>
+            </w:pPr>
+            <w:r>
+              <w:rPr>
+                <w:rFonts w:ascii="Times New Roman" w:hAnsi="Times New Roman" w:cs="Times New Roman"/>
+                <w:color w:val="34343C"/>
+                <w:sz w:val="24"/>
+                <w:szCs w:val="24"/>
+                <w:shd w:val="clear" w:color="auto" w:fill="FFFFFF"/>
+              </w:rPr>
+              <w:t>Неявка</w:t>
+            </w:r>
+          </w:p>
+        </w:tc>
+      </w:tr>
+      <w:tr>
+        <w:trPr>
+          <w:trHeight w:val="454"/>
+        </w:trPr>
+        <w:tc>
+          <w:tcPr>
+            <w:tcW w:w="0" w:type="auto"/>
+            <w:vAlign w:val="center"/>
+          </w:tcPr>
+          <w:p>
+            <w:pPr>
+              <w:jc w:val="center"/>
+              <w:rPr>
+                <w:rFonts w:ascii="Times New Roman" w:hAnsi="Times New Roman" w:cs="Times New Roman"/>
+                <w:sz w:val="20"/>
+                <w:szCs w:val="20"/>
+                <w:lang w:val="en-US"/>
+              </w:rPr>
+            </w:pPr>
+            <w:r>
+              <w:rPr>
+                <w:rFonts w:ascii="Times New Roman" w:hAnsi="Times New Roman" w:cs="Times New Roman"/>
+                <w:sz w:val="20"/>
+                <w:szCs w:val="20"/>
+                <w:lang w:val="en-US"/>
+              </w:rPr>
+              <w:t>1</w:t>
+            </w:r>
+          </w:p>
+        </w:tc>
+        <w:tc>
+          <w:tcPr>
+            <w:tcW w:w="0" w:type="auto"/>
+            <w:vMerge w:val="restart"/>
+            <w:vAlign w:val="center"/>
+          </w:tcPr>
+          <w:p>
+            <w:pPr>
+              <w:jc w:val="center"/>
+              <w:rPr>
+                <w:rFonts w:ascii="Times New Roman" w:hAnsi="Times New Roman" w:cs="Times New Roman"/>
+                <w:sz w:val="20"/>
+                <w:szCs w:val="20"/>
+              </w:rPr>
+            </w:pPr>
+            <w:r>
+              <w:rPr>
+                <w:rFonts w:ascii="Times New Roman" w:hAnsi="Times New Roman" w:cs="Times New Roman"/>
+                <w:sz w:val="20"/>
+                <w:szCs w:val="20"/>
+              </w:rPr>
+              <w:t>ИТ</w:t>
+            </w:r>
+          </w:p>
+        </w:tc>
+        <w:tc>
+          <w:tcPr>
+            <w:tcW w:w="0" w:type="auto"/>
+            <w:vAlign w:val="center"/>
+          </w:tcPr>
+          <w:p>
+            <w:pPr>
+              <w:jc w:val="center"/>
+              <w:rPr>
+                <w:rFonts w:ascii="Times New Roman" w:hAnsi="Times New Roman" w:cs="Times New Roman"/>
+                <w:sz w:val="20"/>
+                <w:szCs w:val="20"/>
+              </w:rPr>
+            </w:pPr>
+            <w:r>
+              <w:rPr>
+                <w:rFonts w:ascii="Times New Roman" w:hAnsi="Times New Roman" w:cs="Times New Roman"/>
+                <w:sz w:val="24"/>
+                <w:szCs w:val="24"/>
+              </w:rPr>
+              <w:t>119</w:t>
+            </w:r>
+          </w:p>
+        </w:tc>
+        <w:tc>
+          <w:tcPr>
+            <w:tcW w:w="0" w:type="auto"/>
+            <w:vAlign w:val="center"/>
+          </w:tcPr>
+          <w:p>
+            <w:pPr>
+              <w:jc w:val="center"/>
+              <w:rPr>
+                <w:rFonts w:ascii="Times New Roman" w:hAnsi="Times New Roman" w:cs="Times New Roman"/>
+                <w:sz w:val="20"/>
+                <w:szCs w:val="20"/>
+              </w:rPr>
+            </w:pPr>
+            <w:r>
+              <w:rPr>
+                <w:rFonts w:ascii="Times New Roman" w:hAnsi="Times New Roman" w:cs="Times New Roman"/>
+                <w:sz w:val="20"/>
+                <w:szCs w:val="20"/>
+              </w:rPr>
+              <w:fldChar w:fldCharType="begin"/>
+            </w:r>
+            <w:r>
+              <w:rPr>
+                <w:rFonts w:ascii="Times New Roman" w:hAnsi="Times New Roman" w:cs="Times New Roman"/>
+                <w:sz w:val="20"/>
+                <w:szCs w:val="20"/>
+              </w:rPr>
+              <w:instrText xml:space="preserve"> =SUM(E3:H3) </w:instrText>
+            </w:r>
+            <w:r>
+              <w:rPr>
+                <w:rFonts w:ascii="Times New Roman" w:hAnsi="Times New Roman" w:cs="Times New Roman"/>
+                <w:sz w:val="20"/>
+                <w:szCs w:val="20"/>
+              </w:rPr>
+              <w:fldChar w:fldCharType="separate"/>
+            </w:r>
+            <w:r>
+              <w:rPr>
+                <w:rFonts w:ascii="Times New Roman" w:hAnsi="Times New Roman" w:cs="Times New Roman"/>
+                <w:noProof/>
+                <w:sz w:val="20"/>
+                <w:szCs w:val="20"/>
+              </w:rPr>
+              <w:t>22</w:t>
+            </w:r>
+            <w:r>
+              <w:rPr>
+                <w:rFonts w:ascii="Times New Roman" w:hAnsi="Times New Roman" w:cs="Times New Roman"/>
+                <w:sz w:val="20"/>
+                <w:szCs w:val="20"/>
+              </w:rPr>
+              <w:fldChar w:fldCharType="end"/>
+            </w:r>
+          </w:p>
+        </w:tc>
+        <w:tc>
+          <w:tcPr>
+            <w:tcW w:w="0" w:type="auto"/>
+            <w:vAlign w:val="center"/>
+          </w:tcPr>
+          <w:p>
+            <w:pPr>
+              <w:jc w:val="center"/>
+              <w:rPr>
+                <w:rFonts w:ascii="Times New Roman" w:hAnsi="Times New Roman" w:cs="Times New Roman"/>
+                <w:sz w:val="20"/>
+                <w:szCs w:val="20"/>
+              </w:rPr>
+            </w:pPr>
+            <w:r>
+              <w:rPr>
+                <w:rFonts w:ascii="Times New Roman" w:hAnsi="Times New Roman" w:cs="Times New Roman"/>
+                <w:sz w:val="24"/>
+                <w:szCs w:val="24"/>
+              </w:rPr>
+              <w:t>10</w:t>
+            </w:r>
+          </w:p>
+        </w:tc>
+        <w:tc>
+          <w:tcPr>
+            <w:tcW w:w="0" w:type="auto"/>
+            <w:vAlign w:val="center"/>
+          </w:tcPr>
+          <w:p>
+            <w:pPr>
+              <w:jc w:val="center"/>
+              <w:rPr>
+                <w:rFonts w:ascii="Times New Roman" w:hAnsi="Times New Roman" w:cs="Times New Roman"/>
+                <w:sz w:val="20"/>
+                <w:szCs w:val="20"/>
+              </w:rPr>
+            </w:pPr>
+            <w:r>
+              <w:rPr>
+                <w:rFonts w:ascii="Times New Roman" w:hAnsi="Times New Roman" w:cs="Times New Roman"/>
+                <w:sz w:val="24"/>
+                <w:szCs w:val="24"/>
+              </w:rPr>
+              <w:t>6</w:t>
+            </w:r>
+          </w:p>
+        </w:tc>
+        <w:tc>
+          <w:tcPr>
+            <w:tcW w:w="0" w:type="auto"/>
+            <w:vAlign w:val="center"/>
+          </w:tcPr>
+          <w:p>
+            <w:pPr>
+              <w:jc w:val="center"/>
+              <w:rPr>
+                <w:rFonts w:ascii="Times New Roman" w:hAnsi="Times New Roman" w:cs="Times New Roman"/>
+                <w:sz w:val="20"/>
+                <w:szCs w:val="20"/>
+              </w:rPr>
+            </w:pPr>
+            <w:r>
+              <w:rPr>
+                <w:rFonts w:ascii="Times New Roman" w:hAnsi="Times New Roman" w:cs="Times New Roman"/>
+                <w:sz w:val="24"/>
+                <w:szCs w:val="24"/>
+              </w:rPr>
+              <w:t>2</w:t>
+            </w:r>
+          </w:p>
+        </w:tc>
+        <w:tc>
+          <w:tcPr>
+            <w:tcW w:w="0" w:type="auto"/>
+            <w:vAlign w:val="center"/>
+          </w:tcPr>
+          <w:p>
+            <w:pPr>
+              <w:jc w:val="center"/>
+              <w:rPr>
+                <w:rFonts w:ascii="Times New Roman" w:hAnsi="Times New Roman" w:cs="Times New Roman"/>
+                <w:sz w:val="20"/>
+                <w:szCs w:val="20"/>
+              </w:rPr>
+            </w:pPr>
+            <w:r>
+              <w:rPr>
+                <w:rFonts w:ascii="Times New Roman" w:hAnsi="Times New Roman" w:cs="Times New Roman"/>
+                <w:sz w:val="24"/>
+                <w:szCs w:val="24"/>
+              </w:rPr>
+              <w:t>4</w:t>
+            </w:r>
+          </w:p>
+        </w:tc>
+        <w:tc>
+          <w:tcPr>
+            <w:tcW w:w="0" w:type="auto"/>
+            <w:vAlign w:val="center"/>
+          </w:tcPr>
+          <w:p>
+            <w:pPr>
+              <w:jc w:val="center"/>
+              <w:rPr>
+                <w:rFonts w:ascii="Times New Roman" w:hAnsi="Times New Roman" w:cs="Times New Roman"/>
+                <w:sz w:val="20"/>
+                <w:szCs w:val="20"/>
+              </w:rPr>
+            </w:pPr>
+            <w:r>
+              <w:rPr>
+                <w:rFonts w:ascii="Times New Roman" w:hAnsi="Times New Roman" w:cs="Times New Roman"/>
+                <w:sz w:val="24"/>
+                <w:szCs w:val="24"/>
+              </w:rPr>
+              <w:t>5</w:t>
+            </w:r>
+          </w:p>
+        </w:tc>
+      </w:tr>
+      <w:tr>
+        <w:trPr>
+          <w:trHeight w:val="454"/>
+        </w:trPr>
+        <w:tc>
+          <w:tcPr>
+            <w:tcW w:w="0" w:type="auto"/>
+            <w:vAlign w:val="center"/>
+          </w:tcPr>
+          <w:p>
+            <w:pPr>
+              <w:jc w:val="center"/>
+              <w:rPr>
+                <w:rFonts w:ascii="Times New Roman" w:hAnsi="Times New Roman" w:cs="Times New Roman"/>
+                <w:sz w:val="20"/>
+                <w:szCs w:val="20"/>
+                <w:lang w:val="en-US"/>
+              </w:rPr>
+            </w:pPr>
+            <w:r>
+              <w:rPr>
+                <w:rFonts w:ascii="Times New Roman" w:hAnsi="Times New Roman" w:cs="Times New Roman"/>
+                <w:sz w:val="20"/>
+                <w:szCs w:val="20"/>
+                <w:lang w:val="en-US"/>
+              </w:rPr>
+              <w:t>2</w:t>
+            </w:r>
+          </w:p>
+        </w:tc>
+        <w:tc>
+          <w:tcPr>
+            <w:tcW w:w="0" w:type="auto"/>
+            <w:vMerge/>
+            <w:vAlign w:val="center"/>
+          </w:tcPr>
+          <w:p>
+            <w:pPr>
+              <w:jc w:val="center"/>
+              <w:rPr>
+                <w:rFonts w:ascii="Times New Roman" w:hAnsi="Times New Roman" w:cs="Times New Roman"/>
+                <w:sz w:val="20"/>
+                <w:szCs w:val="20"/>
+              </w:rPr>
+            </w:pPr>
+          </w:p>
+        </w:tc>
+        <w:tc>
+          <w:tcPr>
+            <w:tcW w:w="0" w:type="auto"/>
+            <w:vAlign w:val="center"/>
+          </w:tcPr>
+          <w:p>
+            <w:pPr>
+              <w:jc w:val="center"/>
+              <w:rPr>
+                <w:rFonts w:ascii="Times New Roman" w:hAnsi="Times New Roman" w:cs="Times New Roman"/>
+                <w:sz w:val="20"/>
+                <w:szCs w:val="20"/>
+              </w:rPr>
+            </w:pPr>
+            <w:r>
+              <w:rPr>
+                <w:rFonts w:ascii="Times New Roman" w:hAnsi="Times New Roman" w:cs="Times New Roman"/>
+                <w:sz w:val="24"/>
+                <w:szCs w:val="24"/>
+              </w:rPr>
+              <w:t>120</w:t>
+            </w:r>
+          </w:p>
+        </w:tc>
+        <w:tc>
+          <w:tcPr>
+            <w:tcW w:w="0" w:type="auto"/>
+            <w:vAlign w:val="center"/>
+          </w:tcPr>
+          <w:p>
+            <w:pPr>
+              <w:jc w:val="center"/>
+              <w:rPr>
+                <w:rFonts w:ascii="Times New Roman" w:hAnsi="Times New Roman" w:cs="Times New Roman"/>
+                <w:sz w:val="20"/>
+                <w:szCs w:val="20"/>
+              </w:rPr>
+            </w:pPr>
+            <w:r>
+              <w:rPr>
+                <w:rFonts w:ascii="Times New Roman" w:hAnsi="Times New Roman" w:cs="Times New Roman"/>
+                <w:sz w:val="20"/>
+                <w:szCs w:val="20"/>
+              </w:rPr>
+              <w:fldChar w:fldCharType="begin"/>
+            </w:r>
+            <w:r>
+              <w:rPr>
+                <w:rFonts w:ascii="Times New Roman" w:hAnsi="Times New Roman" w:cs="Times New Roman"/>
+                <w:sz w:val="20"/>
+                <w:szCs w:val="20"/>
+              </w:rPr>
+              <w:instrText xml:space="preserve"> =SUM(E4:H4) </w:instrText>
+            </w:r>
+            <w:r>
+              <w:rPr>
+                <w:rFonts w:ascii="Times New Roman" w:hAnsi="Times New Roman" w:cs="Times New Roman"/>
+                <w:sz w:val="20"/>
+                <w:szCs w:val="20"/>
+              </w:rPr>
+              <w:fldChar w:fldCharType="separate"/>
+            </w:r>
+            <w:r>
+              <w:rPr>
+                <w:rFonts w:ascii="Times New Roman" w:hAnsi="Times New Roman" w:cs="Times New Roman"/>
+                <w:noProof/>
+                <w:sz w:val="20"/>
+                <w:szCs w:val="20"/>
+              </w:rPr>
+              <w:t>24</w:t>
+            </w:r>
+            <w:r>
+              <w:rPr>
+                <w:rFonts w:ascii="Times New Roman" w:hAnsi="Times New Roman" w:cs="Times New Roman"/>
+                <w:sz w:val="20"/>
+                <w:szCs w:val="20"/>
+              </w:rPr>
+              <w:fldChar w:fldCharType="end"/>
+            </w:r>
+          </w:p>
+        </w:tc>
+        <w:tc>
+          <w:tcPr>
+            <w:tcW w:w="0" w:type="auto"/>
+            <w:vAlign w:val="center"/>
+          </w:tcPr>
+          <w:p>
+            <w:pPr>
+              <w:jc w:val="center"/>
+              <w:rPr>
+                <w:rFonts w:ascii="Times New Roman" w:hAnsi="Times New Roman" w:cs="Times New Roman"/>
+                <w:sz w:val="20"/>
+                <w:szCs w:val="20"/>
+              </w:rPr>
+            </w:pPr>
+            <w:r>
+              <w:rPr>
+                <w:rFonts w:ascii="Times New Roman" w:hAnsi="Times New Roman" w:cs="Times New Roman"/>
+                <w:sz w:val="24"/>
+                <w:szCs w:val="24"/>
+              </w:rPr>
+              <w:t>8</w:t>
+            </w:r>
+          </w:p>
+        </w:tc>
+        <w:tc>
+          <w:tcPr>
+            <w:tcW w:w="0" w:type="auto"/>
+            <w:vAlign w:val="center"/>
+          </w:tcPr>
+          <w:p>
+            <w:pPr>
+              <w:jc w:val="center"/>
+              <w:rPr>
+                <w:rFonts w:ascii="Times New Roman" w:hAnsi="Times New Roman" w:cs="Times New Roman"/>
+                <w:sz w:val="20"/>
+                <w:szCs w:val="20"/>
+              </w:rPr>
+            </w:pPr>
+            <w:r>
+              <w:rPr>
+                <w:rFonts w:ascii="Times New Roman" w:hAnsi="Times New Roman" w:cs="Times New Roman"/>
+                <w:sz w:val="24"/>
+                <w:szCs w:val="24"/>
+              </w:rPr>
+              <w:t>9</w:t>
+            </w:r>
+          </w:p>
+        </w:tc>
+        <w:tc>
+          <w:tcPr>
+            <w:tcW w:w="0" w:type="auto"/>
+            <w:vAlign w:val="center"/>
+          </w:tcPr>
+          <w:p>
+            <w:pPr>
+              <w:jc w:val="center"/>
+              <w:rPr>
+                <w:rFonts w:ascii="Times New Roman" w:hAnsi="Times New Roman" w:cs="Times New Roman"/>
+                <w:sz w:val="20"/>
+                <w:szCs w:val="20"/>
+              </w:rPr>
+            </w:pPr>
+            <w:r>
+              <w:rPr>
+                <w:rFonts w:ascii="Times New Roman" w:hAnsi="Times New Roman" w:cs="Times New Roman"/>
+                <w:sz w:val="24"/>
+                <w:szCs w:val="24"/>
+              </w:rPr>
+              <w:t>2</w:t>
+            </w:r>
+          </w:p>
+        </w:tc>
+        <w:tc>
+          <w:tcPr>
+            <w:tcW w:w="0" w:type="auto"/>
+            <w:vAlign w:val="center"/>
+          </w:tcPr>
+          <w:p>
+            <w:pPr>
+              <w:jc w:val="center"/>
+              <w:rPr>
+                <w:rFonts w:ascii="Times New Roman" w:hAnsi="Times New Roman" w:cs="Times New Roman"/>
+                <w:sz w:val="20"/>
+                <w:szCs w:val="20"/>
+              </w:rPr>
+            </w:pPr>
+            <w:r>
+              <w:rPr>
+                <w:rFonts w:ascii="Times New Roman" w:hAnsi="Times New Roman" w:cs="Times New Roman"/>
+                <w:sz w:val="24"/>
+                <w:szCs w:val="24"/>
+              </w:rPr>
+              <w:t>5</w:t>
+            </w:r>
+          </w:p>
+        </w:tc>
+        <w:tc>
+          <w:tcPr>
+            <w:tcW w:w="0" w:type="auto"/>
+            <w:vAlign w:val="center"/>
+          </w:tcPr>
+          <w:p>
+            <w:pPr>
+              <w:jc w:val="center"/>
+              <w:rPr>
+                <w:rFonts w:ascii="Times New Roman" w:hAnsi="Times New Roman" w:cs="Times New Roman"/>
+                <w:sz w:val="20"/>
+                <w:szCs w:val="20"/>
+              </w:rPr>
+            </w:pPr>
+            <w:r>
+              <w:rPr>
+                <w:rFonts w:ascii="Times New Roman" w:hAnsi="Times New Roman" w:cs="Times New Roman"/>
+                <w:sz w:val="24"/>
+                <w:szCs w:val="24"/>
+              </w:rPr>
+              <w:t>3</w:t>
+            </w:r>
+          </w:p>
+        </w:tc>
+      </w:tr>
+      <w:tr>
+        <w:trPr>
+          <w:trHeight w:val="454"/>
+        </w:trPr>
+        <w:tc>
+          <w:tcPr>
+            <w:tcW w:w="0" w:type="auto"/>
+            <w:vAlign w:val="center"/>
+          </w:tcPr>
+          <w:p>
+            <w:pPr>
+              <w:jc w:val="center"/>
+              <w:rPr>
+                <w:rFonts w:ascii="Times New Roman" w:hAnsi="Times New Roman" w:cs="Times New Roman"/>
+                <w:sz w:val="20"/>
+                <w:szCs w:val="20"/>
+                <w:lang w:val="en-US"/>
+              </w:rPr>
+            </w:pPr>
+            <w:r>
+              <w:rPr>
+                <w:rFonts w:ascii="Times New Roman" w:hAnsi="Times New Roman" w:cs="Times New Roman"/>
+                <w:sz w:val="20"/>
+                <w:szCs w:val="20"/>
+                <w:lang w:val="en-US"/>
+              </w:rPr>
+              <w:t>3</w:t>
+            </w:r>
+          </w:p>
+        </w:tc>
+        <w:tc>
+          <w:tcPr>
+            <w:tcW w:w="0" w:type="auto"/>
+            <w:vMerge/>
+            <w:vAlign w:val="center"/>
+          </w:tcPr>
+          <w:p>
+            <w:pPr>
+              <w:jc w:val="center"/>
+              <w:rPr>
+                <w:rFonts w:ascii="Times New Roman" w:hAnsi="Times New Roman" w:cs="Times New Roman"/>
+                <w:sz w:val="20"/>
+                <w:szCs w:val="20"/>
+              </w:rPr>
+            </w:pPr>
+          </w:p>
+        </w:tc>
+        <w:tc>
+          <w:tcPr>
+            <w:tcW w:w="0" w:type="auto"/>
+            <w:vAlign w:val="center"/>
+          </w:tcPr>
+          <w:p>
+            <w:pPr>
+              <w:jc w:val="center"/>
+              <w:rPr>
+                <w:rFonts w:ascii="Times New Roman" w:hAnsi="Times New Roman" w:cs="Times New Roman"/>
+                <w:sz w:val="20"/>
+                <w:szCs w:val="20"/>
+              </w:rPr>
+            </w:pPr>
+            <w:r>
+              <w:rPr>
+                <w:rFonts w:ascii="Times New Roman" w:hAnsi="Times New Roman" w:cs="Times New Roman"/>
+                <w:sz w:val="24"/>
+                <w:szCs w:val="24"/>
+              </w:rPr>
+              <w:t>121</w:t>
+            </w:r>
+          </w:p>
+        </w:tc>
+        <w:tc>
+          <w:tcPr>
+            <w:tcW w:w="0" w:type="auto"/>
+            <w:vAlign w:val="center"/>
+          </w:tcPr>
+          <w:p>
+            <w:pPr>
+              <w:jc w:val="center"/>
+              <w:rPr>
+                <w:rFonts w:ascii="Times New Roman" w:hAnsi="Times New Roman" w:cs="Times New Roman"/>
+                <w:sz w:val="20"/>
+                <w:szCs w:val="20"/>
+              </w:rPr>
+            </w:pPr>
+            <w:r>
+              <w:rPr>
+                <w:rFonts w:ascii="Times New Roman" w:hAnsi="Times New Roman" w:cs="Times New Roman"/>
+                <w:sz w:val="20"/>
+                <w:szCs w:val="20"/>
+              </w:rPr>
+              <w:fldChar w:fldCharType="begin"/>
+            </w:r>
+            <w:r>
+              <w:rPr>
+                <w:rFonts w:ascii="Times New Roman" w:hAnsi="Times New Roman" w:cs="Times New Roman"/>
+                <w:sz w:val="20"/>
+                <w:szCs w:val="20"/>
+              </w:rPr>
+              <w:instrText xml:space="preserve"> =SUM(E5:H5) </w:instrText>
+            </w:r>
+            <w:r>
+              <w:rPr>
+                <w:rFonts w:ascii="Times New Roman" w:hAnsi="Times New Roman" w:cs="Times New Roman"/>
+                <w:sz w:val="20"/>
+                <w:szCs w:val="20"/>
+              </w:rPr>
+              <w:fldChar w:fldCharType="separate"/>
+            </w:r>
+            <w:r>
+              <w:rPr>
+                <w:rFonts w:ascii="Times New Roman" w:hAnsi="Times New Roman" w:cs="Times New Roman"/>
+                <w:noProof/>
+                <w:sz w:val="20"/>
+                <w:szCs w:val="20"/>
+              </w:rPr>
+              <w:t>19</w:t>
+            </w:r>
+            <w:r>
+              <w:rPr>
+                <w:rFonts w:ascii="Times New Roman" w:hAnsi="Times New Roman" w:cs="Times New Roman"/>
+                <w:sz w:val="20"/>
+                <w:szCs w:val="20"/>
+              </w:rPr>
+              <w:fldChar w:fldCharType="end"/>
+            </w:r>
+          </w:p>
+        </w:tc>
+        <w:tc>
+          <w:tcPr>
+            <w:tcW w:w="0" w:type="auto"/>
+            <w:vAlign w:val="center"/>
+          </w:tcPr>
+          <w:p>
+            <w:pPr>
+              <w:jc w:val="center"/>
+              <w:rPr>
+                <w:rFonts w:ascii="Times New Roman" w:hAnsi="Times New Roman" w:cs="Times New Roman"/>
+                <w:sz w:val="20"/>
+                <w:szCs w:val="20"/>
+              </w:rPr>
+            </w:pPr>
+            <w:r>
+              <w:rPr>
+                <w:rFonts w:ascii="Times New Roman" w:hAnsi="Times New Roman" w:cs="Times New Roman"/>
+                <w:sz w:val="24"/>
+                <w:szCs w:val="24"/>
+              </w:rPr>
+              <w:t>7</w:t>
+            </w:r>
+          </w:p>
+        </w:tc>
+        <w:tc>
+          <w:tcPr>
+            <w:tcW w:w="0" w:type="auto"/>
+            <w:vAlign w:val="center"/>
+          </w:tcPr>
+          <w:p>
+            <w:pPr>
+              <w:jc w:val="center"/>
+              <w:rPr>
+                <w:rFonts w:ascii="Times New Roman" w:hAnsi="Times New Roman" w:cs="Times New Roman"/>
+                <w:sz w:val="20"/>
+                <w:szCs w:val="20"/>
+              </w:rPr>
+            </w:pPr>
+            <w:r>
+              <w:rPr>
+                <w:rFonts w:ascii="Times New Roman" w:hAnsi="Times New Roman" w:cs="Times New Roman"/>
+                <w:sz w:val="24"/>
+                <w:szCs w:val="24"/>
+              </w:rPr>
+              <w:t>5</w:t>
+            </w:r>
+          </w:p>
+        </w:tc>
+        <w:tc>
+          <w:tcPr>
+            <w:tcW w:w="0" w:type="auto"/>
+            <w:vAlign w:val="center"/>
+          </w:tcPr>
+          <w:p>
+            <w:pPr>
+              <w:jc w:val="center"/>
+              <w:rPr>
+                <w:rFonts w:ascii="Times New Roman" w:hAnsi="Times New Roman" w:cs="Times New Roman"/>
+                <w:sz w:val="20"/>
+                <w:szCs w:val="20"/>
+              </w:rPr>
+            </w:pPr>
+            <w:r>
+              <w:rPr>
+                <w:rFonts w:ascii="Times New Roman" w:hAnsi="Times New Roman" w:cs="Times New Roman"/>
+                <w:sz w:val="24"/>
+                <w:szCs w:val="24"/>
+              </w:rPr>
+              <w:t>3</w:t>
+            </w:r>
+          </w:p>
+        </w:tc>
+        <w:tc>
+          <w:tcPr>
+            <w:tcW w:w="0" w:type="auto"/>
+            <w:vAlign w:val="center"/>
+          </w:tcPr>
+          <w:p>
+            <w:pPr>
+              <w:jc w:val="center"/>
+              <w:rPr>
+                <w:rFonts w:ascii="Times New Roman" w:hAnsi="Times New Roman" w:cs="Times New Roman"/>
+                <w:sz w:val="20"/>
+                <w:szCs w:val="20"/>
+              </w:rPr>
+            </w:pPr>
+            <w:r>
+              <w:rPr>
+                <w:rFonts w:ascii="Times New Roman" w:hAnsi="Times New Roman" w:cs="Times New Roman"/>
+                <w:sz w:val="24"/>
+                <w:szCs w:val="24"/>
+              </w:rPr>
+              <w:t>4</w:t>
+            </w:r>
+          </w:p>
+        </w:tc>
+        <w:tc>
+          <w:tcPr>
+            <w:tcW w:w="0" w:type="auto"/>
+            <w:vAlign w:val="center"/>
+          </w:tcPr>
+          <w:p>
+            <w:pPr>
+              <w:jc w:val="center"/>
+              <w:rPr>
+                <w:rFonts w:ascii="Times New Roman" w:hAnsi="Times New Roman" w:cs="Times New Roman"/>
+                <w:sz w:val="20"/>
+                <w:szCs w:val="20"/>
+              </w:rPr>
+            </w:pPr>
+            <w:r>
+              <w:rPr>
+                <w:rFonts w:ascii="Times New Roman" w:hAnsi="Times New Roman" w:cs="Times New Roman"/>
+                <w:sz w:val="24"/>
+                <w:szCs w:val="24"/>
+              </w:rPr>
+              <w:t>3</w:t>
+            </w:r>
+          </w:p>
+        </w:tc>
+      </w:tr>
+      <w:tr>
+        <w:trPr>
+          <w:trHeight w:val="454"/>
+        </w:trPr>
+        <w:tc>
+          <w:tcPr>
+            <w:tcW w:w="0" w:type="auto"/>
+            <w:vAlign w:val="center"/>
+          </w:tcPr>
+          <w:p>
+            <w:pPr>
+              <w:jc w:val="center"/>
+              <w:rPr>
+                <w:rFonts w:ascii="Times New Roman" w:hAnsi="Times New Roman" w:cs="Times New Roman"/>
+                <w:sz w:val="20"/>
+                <w:szCs w:val="20"/>
+                <w:lang w:val="en-US"/>
+              </w:rPr>
+            </w:pPr>
+            <w:r>
+              <w:rPr>
+                <w:rFonts w:ascii="Times New Roman" w:hAnsi="Times New Roman" w:cs="Times New Roman"/>
+                <w:sz w:val="20"/>
+                <w:szCs w:val="20"/>
+                <w:lang w:val="en-US"/>
+              </w:rPr>
+              <w:t>4</w:t>
+            </w:r>
+          </w:p>
+        </w:tc>
+        <w:tc>
+          <w:tcPr>
+            <w:tcW w:w="0" w:type="auto"/>
+            <w:vMerge/>
+            <w:vAlign w:val="center"/>
+          </w:tcPr>
+          <w:p>
+            <w:pPr>
+              <w:jc w:val="center"/>
+              <w:rPr>
+                <w:rFonts w:ascii="Times New Roman" w:hAnsi="Times New Roman" w:cs="Times New Roman"/>
+                <w:sz w:val="20"/>
+                <w:szCs w:val="20"/>
+              </w:rPr>
+            </w:pPr>
+          </w:p>
+        </w:tc>
+        <w:tc>
+          <w:tcPr>
+            <w:tcW w:w="0" w:type="auto"/>
+            <w:vAlign w:val="center"/>
+          </w:tcPr>
+          <w:p>
+            <w:pPr>
+              <w:jc w:val="center"/>
+              <w:rPr>
+                <w:rFonts w:ascii="Times New Roman" w:hAnsi="Times New Roman" w:cs="Times New Roman"/>
+                <w:sz w:val="20"/>
+                <w:szCs w:val="20"/>
+              </w:rPr>
+            </w:pPr>
+            <w:r>
+              <w:rPr>
+                <w:rFonts w:ascii="Times New Roman" w:hAnsi="Times New Roman" w:cs="Times New Roman"/>
+                <w:sz w:val="24"/>
+                <w:szCs w:val="24"/>
+              </w:rPr>
+              <w:t>122</w:t>
+            </w:r>
+          </w:p>
+        </w:tc>
+        <w:tc>
+          <w:tcPr>
+            <w:tcW w:w="0" w:type="auto"/>
+            <w:vAlign w:val="center"/>
+          </w:tcPr>
+          <w:p>
+            <w:pPr>
+              <w:jc w:val="center"/>
+              <w:rPr>
+                <w:rFonts w:ascii="Times New Roman" w:hAnsi="Times New Roman" w:cs="Times New Roman"/>
+                <w:sz w:val="20"/>
+                <w:szCs w:val="20"/>
+              </w:rPr>
+            </w:pPr>
+            <w:r>
+              <w:rPr>
+                <w:rFonts w:ascii="Times New Roman" w:hAnsi="Times New Roman" w:cs="Times New Roman"/>
+                <w:sz w:val="20"/>
+                <w:szCs w:val="20"/>
+              </w:rPr>
+              <w:fldChar w:fldCharType="begin"/>
+            </w:r>
+            <w:r>
+              <w:rPr>
+                <w:rFonts w:ascii="Times New Roman" w:hAnsi="Times New Roman" w:cs="Times New Roman"/>
+                <w:sz w:val="20"/>
+                <w:szCs w:val="20"/>
+              </w:rPr>
+              <w:instrText xml:space="preserve"> =SUM(E6:H6) </w:instrText>
+            </w:r>
+            <w:r>
+              <w:rPr>
+                <w:rFonts w:ascii="Times New Roman" w:hAnsi="Times New Roman" w:cs="Times New Roman"/>
+                <w:sz w:val="20"/>
+                <w:szCs w:val="20"/>
+              </w:rPr>
+              <w:fldChar w:fldCharType="separate"/>
+            </w:r>
+            <w:r>
+              <w:rPr>
+                <w:rFonts w:ascii="Times New Roman" w:hAnsi="Times New Roman" w:cs="Times New Roman"/>
+                <w:noProof/>
+                <w:sz w:val="20"/>
+                <w:szCs w:val="20"/>
+              </w:rPr>
+              <w:t>30</w:t>
+            </w:r>
+            <w:r>
+              <w:rPr>
+                <w:rFonts w:ascii="Times New Roman" w:hAnsi="Times New Roman" w:cs="Times New Roman"/>
+                <w:sz w:val="20"/>
+                <w:szCs w:val="20"/>
+              </w:rPr>
+              <w:fldChar w:fldCharType="end"/>
+            </w:r>
+          </w:p>
+        </w:tc>
+        <w:tc>
+          <w:tcPr>
+            <w:tcW w:w="0" w:type="auto"/>
+            <w:vAlign w:val="center"/>
+          </w:tcPr>
+          <w:p>
+            <w:pPr>
+              <w:jc w:val="center"/>
+              <w:rPr>
+                <w:rFonts w:ascii="Times New Roman" w:hAnsi="Times New Roman" w:cs="Times New Roman"/>
+                <w:sz w:val="20"/>
+                <w:szCs w:val="20"/>
+              </w:rPr>
+            </w:pPr>
+            <w:r>
+              <w:rPr>
+                <w:rFonts w:ascii="Times New Roman" w:hAnsi="Times New Roman" w:cs="Times New Roman"/>
+                <w:sz w:val="24"/>
+                <w:szCs w:val="24"/>
+              </w:rPr>
+              <w:t>7</w:t>
+            </w:r>
+          </w:p>
+        </w:tc>
+        <w:tc>
+          <w:tcPr>
+            <w:tcW w:w="0" w:type="auto"/>
+            <w:vAlign w:val="center"/>
+          </w:tcPr>
+          <w:p>
+            <w:pPr>
+              <w:jc w:val="center"/>
+              <w:rPr>
+                <w:rFonts w:ascii="Times New Roman" w:hAnsi="Times New Roman" w:cs="Times New Roman"/>
+                <w:sz w:val="20"/>
+                <w:szCs w:val="20"/>
+              </w:rPr>
+            </w:pPr>
+            <w:r>
+              <w:rPr>
+                <w:rFonts w:ascii="Times New Roman" w:hAnsi="Times New Roman" w:cs="Times New Roman"/>
+                <w:sz w:val="24"/>
+                <w:szCs w:val="24"/>
+              </w:rPr>
+              <w:t>6</w:t>
+            </w:r>
+          </w:p>
+        </w:tc>
+        <w:tc>
+          <w:tcPr>
+            <w:tcW w:w="0" w:type="auto"/>
+            <w:vAlign w:val="center"/>
+          </w:tcPr>
+          <w:p>
+            <w:pPr>
+              <w:jc w:val="center"/>
+              <w:rPr>
+                <w:rFonts w:ascii="Times New Roman" w:hAnsi="Times New Roman" w:cs="Times New Roman"/>
+                <w:sz w:val="20"/>
+                <w:szCs w:val="20"/>
+              </w:rPr>
+            </w:pPr>
+            <w:r>
+              <w:rPr>
+                <w:rFonts w:ascii="Times New Roman" w:hAnsi="Times New Roman" w:cs="Times New Roman"/>
+                <w:sz w:val="24"/>
+                <w:szCs w:val="24"/>
+              </w:rPr>
+              <w:t>9</w:t>
+            </w:r>
+          </w:p>
+        </w:tc>
+        <w:tc>
+          <w:tcPr>
+            <w:tcW w:w="0" w:type="auto"/>
+            <w:vAlign w:val="center"/>
+          </w:tcPr>
+          <w:p>
+            <w:pPr>
+              <w:jc w:val="center"/>
+              <w:rPr>
+                <w:rFonts w:ascii="Times New Roman" w:hAnsi="Times New Roman" w:cs="Times New Roman"/>
+                <w:sz w:val="20"/>
+                <w:szCs w:val="20"/>
+              </w:rPr>
+            </w:pPr>
+            <w:r>
+              <w:rPr>
+                <w:rFonts w:ascii="Times New Roman" w:hAnsi="Times New Roman" w:cs="Times New Roman"/>
+                <w:sz w:val="24"/>
+                <w:szCs w:val="24"/>
+              </w:rPr>
+              <w:t>8</w:t>
+            </w:r>
+          </w:p>
+        </w:tc>
+        <w:tc>
+          <w:tcPr>
+            <w:tcW w:w="0" w:type="auto"/>
+            <w:vAlign w:val="center"/>
+          </w:tcPr>
+          <w:p>
+            <w:pPr>
+              <w:jc w:val="center"/>
+              <w:rPr>
+                <w:rFonts w:ascii="Times New Roman" w:hAnsi="Times New Roman" w:cs="Times New Roman"/>
+                <w:sz w:val="20"/>
+                <w:szCs w:val="20"/>
+              </w:rPr>
+            </w:pPr>
+            <w:r>
+              <w:rPr>
+                <w:rFonts w:ascii="Times New Roman" w:hAnsi="Times New Roman" w:cs="Times New Roman"/>
+                <w:sz w:val="24"/>
+                <w:szCs w:val="24"/>
+              </w:rPr>
+              <w:t>5</w:t>
+            </w:r>
+          </w:p>
+        </w:tc>
+      </w:tr>
+      <w:tr>
+        <w:trPr>
+          <w:trHeight w:val="454"/>
+        </w:trPr>
+        <w:tc>
+          <w:tcPr>
+            <w:tcW w:w="0" w:type="auto"/>
+            <w:gridSpan w:val="3"/>
+            <w:vAlign w:val="center"/>
+          </w:tcPr>
+          <w:p>
+            <w:pPr>
+              <w:jc w:val="center"/>
+              <w:rPr>
+                <w:rFonts w:ascii="Times New Roman" w:hAnsi="Times New Roman" w:cs="Times New Roman"/>
+                <w:sz w:val="20"/>
+                <w:szCs w:val="20"/>
+              </w:rPr>
+            </w:pPr>
+            <w:r>
+              <w:rPr>
+                <w:rFonts w:ascii="Times New Roman" w:hAnsi="Times New Roman" w:cs="Times New Roman"/>
+                <w:color w:val="34343C"/>
+                <w:sz w:val="24"/>
+                <w:szCs w:val="24"/>
+                <w:shd w:val="clear" w:color="auto" w:fill="FFFFFF"/>
+              </w:rPr>
+              <w:t>ИТОГО:</w:t>
+            </w:r>
+          </w:p>
+        </w:tc>
+        <w:tc>
+          <w:tcPr>
+            <w:tcW w:w="0" w:type="auto"/>
+            <w:vAlign w:val="center"/>
+          </w:tcPr>
+          <w:p>
+            <w:pPr>
+              <w:jc w:val="center"/>
+              <w:rPr>
+                <w:rFonts w:ascii="Times New Roman" w:hAnsi="Times New Roman" w:cs="Times New Roman"/>
+                <w:sz w:val="20"/>
+                <w:szCs w:val="20"/>
+              </w:rPr>
+            </w:pPr>
+            <w:r>
+              <w:rPr>
+                <w:rFonts w:ascii="Times New Roman" w:hAnsi="Times New Roman" w:cs="Times New Roman"/>
+                <w:sz w:val="20"/>
+                <w:szCs w:val="20"/>
+              </w:rPr>
+              <w:fldChar w:fldCharType="begin"/>
+            </w:r>
+            <w:r>
+              <w:rPr>
+                <w:rFonts w:ascii="Times New Roman" w:hAnsi="Times New Roman" w:cs="Times New Roman"/>
+                <w:sz w:val="20"/>
+                <w:szCs w:val="20"/>
+              </w:rPr>
+              <w:instrText xml:space="preserve"> =SUM(D3:D6) </w:instrText>
+            </w:r>
+            <w:r>
+              <w:rPr>
+                <w:rFonts w:ascii="Times New Roman" w:hAnsi="Times New Roman" w:cs="Times New Roman"/>
+                <w:sz w:val="20"/>
+                <w:szCs w:val="20"/>
+              </w:rPr>
+              <w:fldChar w:fldCharType="separate"/>
+            </w:r>
+            <w:r>
+              <w:rPr>
+                <w:rFonts w:ascii="Times New Roman" w:hAnsi="Times New Roman" w:cs="Times New Roman"/>
+                <w:noProof/>
+                <w:sz w:val="20"/>
+                <w:szCs w:val="20"/>
+              </w:rPr>
+              <w:t>95</w:t>
+            </w:r>
+            <w:r>
+              <w:rPr>
+                <w:rFonts w:ascii="Times New Roman" w:hAnsi="Times New Roman" w:cs="Times New Roman"/>
+                <w:sz w:val="20"/>
+                <w:szCs w:val="20"/>
+              </w:rPr>
+              <w:fldChar w:fldCharType="end"/>
+            </w:r>
+          </w:p>
+        </w:tc>
+        <w:tc>
+          <w:tcPr>
+            <w:tcW w:w="0" w:type="auto"/>
+            <w:vAlign w:val="center"/>
+          </w:tcPr>
+          <w:p>
+            <w:pPr>
+              <w:jc w:val="center"/>
+              <w:rPr>
+                <w:rFonts w:ascii="Times New Roman" w:hAnsi="Times New Roman" w:cs="Times New Roman"/>
+                <w:sz w:val="20"/>
+                <w:szCs w:val="20"/>
+              </w:rPr>
+            </w:pPr>
+            <w:r>
+              <w:rPr>
+                <w:rFonts w:ascii="Times New Roman" w:hAnsi="Times New Roman" w:cs="Times New Roman"/>
+                <w:sz w:val="20"/>
+                <w:szCs w:val="20"/>
+              </w:rPr>
+              <w:fldChar w:fldCharType="begin"/>
+            </w:r>
+            <w:r>
+              <w:rPr>
+                <w:rFonts w:ascii="Times New Roman" w:hAnsi="Times New Roman" w:cs="Times New Roman"/>
+                <w:sz w:val="20"/>
+                <w:szCs w:val="20"/>
+              </w:rPr>
+              <w:instrText xml:space="preserve"> =SUM(E3:E6) </w:instrText>
+            </w:r>
+            <w:r>
+              <w:rPr>
+                <w:rFonts w:ascii="Times New Roman" w:hAnsi="Times New Roman" w:cs="Times New Roman"/>
+                <w:sz w:val="20"/>
+                <w:szCs w:val="20"/>
+              </w:rPr>
+              <w:fldChar w:fldCharType="separate"/>
+            </w:r>
+            <w:r>
+              <w:rPr>
+                <w:rFonts w:ascii="Times New Roman" w:hAnsi="Times New Roman" w:cs="Times New Roman"/>
+                <w:noProof/>
+                <w:sz w:val="20"/>
+                <w:szCs w:val="20"/>
+              </w:rPr>
+              <w:t>32</w:t>
+            </w:r>
+            <w:r>
+              <w:rPr>
+                <w:rFonts w:ascii="Times New Roman" w:hAnsi="Times New Roman" w:cs="Times New Roman"/>
+                <w:sz w:val="20"/>
+                <w:szCs w:val="20"/>
+              </w:rPr>
+              <w:fldChar w:fldCharType="end"/>
+            </w:r>
+          </w:p>
+        </w:tc>
+        <w:tc>
+          <w:tcPr>
+            <w:tcW w:w="0" w:type="auto"/>
+            <w:vAlign w:val="center"/>
+          </w:tcPr>
+          <w:p>
+            <w:pPr>
+              <w:jc w:val="center"/>
+              <w:rPr>
+                <w:rFonts w:ascii="Times New Roman" w:hAnsi="Times New Roman" w:cs="Times New Roman"/>
+                <w:sz w:val="20"/>
+                <w:szCs w:val="20"/>
+              </w:rPr>
+            </w:pPr>
+            <w:r>
+              <w:rPr>
+                <w:rFonts w:ascii="Times New Roman" w:hAnsi="Times New Roman" w:cs="Times New Roman"/>
+                <w:sz w:val="20"/>
+                <w:szCs w:val="20"/>
+              </w:rPr>
+              <w:fldChar w:fldCharType="begin"/>
+            </w:r>
+            <w:r>
+              <w:rPr>
+                <w:rFonts w:ascii="Times New Roman" w:hAnsi="Times New Roman" w:cs="Times New Roman"/>
+                <w:sz w:val="20"/>
+                <w:szCs w:val="20"/>
+              </w:rPr>
+              <w:instrText xml:space="preserve"> =SUM(F3:F6) </w:instrText>
+            </w:r>
+            <w:r>
+              <w:rPr>
+                <w:rFonts w:ascii="Times New Roman" w:hAnsi="Times New Roman" w:cs="Times New Roman"/>
+                <w:sz w:val="20"/>
+                <w:szCs w:val="20"/>
+              </w:rPr>
+              <w:fldChar w:fldCharType="separate"/>
+            </w:r>
+            <w:r>
+              <w:rPr>
+                <w:rFonts w:ascii="Times New Roman" w:hAnsi="Times New Roman" w:cs="Times New Roman"/>
+                <w:noProof/>
+                <w:sz w:val="20"/>
+                <w:szCs w:val="20"/>
+              </w:rPr>
+              <w:t>26</w:t>
+            </w:r>
+            <w:r>
+              <w:rPr>
+                <w:rFonts w:ascii="Times New Roman" w:hAnsi="Times New Roman" w:cs="Times New Roman"/>
+                <w:sz w:val="20"/>
+                <w:szCs w:val="20"/>
+              </w:rPr>
+              <w:fldChar w:fldCharType="end"/>
+            </w:r>
+          </w:p>
+        </w:tc>
+        <w:tc>
+          <w:tcPr>
+            <w:tcW w:w="0" w:type="auto"/>
+            <w:vAlign w:val="center"/>
+          </w:tcPr>
+          <w:p>
+            <w:pPr>
+              <w:jc w:val="center"/>
+              <w:rPr>
+                <w:rFonts w:ascii="Times New Roman" w:hAnsi="Times New Roman" w:cs="Times New Roman"/>
+                <w:sz w:val="20"/>
+                <w:szCs w:val="20"/>
+              </w:rPr>
+            </w:pPr>
+            <w:r>
+              <w:rPr>
+                <w:rFonts w:ascii="Times New Roman" w:hAnsi="Times New Roman" w:cs="Times New Roman"/>
+                <w:sz w:val="20"/>
+                <w:szCs w:val="20"/>
+              </w:rPr>
+              <w:fldChar w:fldCharType="begin"/>
+            </w:r>
+            <w:r>
+              <w:rPr>
+                <w:rFonts w:ascii="Times New Roman" w:hAnsi="Times New Roman" w:cs="Times New Roman"/>
+                <w:sz w:val="20"/>
+                <w:szCs w:val="20"/>
+              </w:rPr>
+              <w:instrText xml:space="preserve"> =SUM(G3:G6) </w:instrText>
+            </w:r>
+            <w:r>
+              <w:rPr>
+                <w:rFonts w:ascii="Times New Roman" w:hAnsi="Times New Roman" w:cs="Times New Roman"/>
+                <w:sz w:val="20"/>
+                <w:szCs w:val="20"/>
+              </w:rPr>
+              <w:fldChar w:fldCharType="separate"/>
+            </w:r>
+            <w:r>
+              <w:rPr>
+                <w:rFonts w:ascii="Times New Roman" w:hAnsi="Times New Roman" w:cs="Times New Roman"/>
+                <w:noProof/>
+                <w:sz w:val="20"/>
+                <w:szCs w:val="20"/>
+              </w:rPr>
+              <w:t>16</w:t>
+            </w:r>
+            <w:r>
+              <w:rPr>
+                <w:rFonts w:ascii="Times New Roman" w:hAnsi="Times New Roman" w:cs="Times New Roman"/>
+                <w:sz w:val="20"/>
+                <w:szCs w:val="20"/>
+              </w:rPr>
+              <w:fldChar w:fldCharType="end"/>
+            </w:r>
+          </w:p>
+        </w:tc>
+        <w:tc>
+          <w:tcPr>
+            <w:tcW w:w="0" w:type="auto"/>
+            <w:vAlign w:val="center"/>
+          </w:tcPr>
+          <w:p>
+            <w:pPr>
+              <w:jc w:val="center"/>
+              <w:rPr>
+                <w:rFonts w:ascii="Times New Roman" w:hAnsi="Times New Roman" w:cs="Times New Roman"/>
+                <w:sz w:val="20"/>
+                <w:szCs w:val="20"/>
+              </w:rPr>
+            </w:pPr>
+            <w:r>
+              <w:rPr>
+                <w:rFonts w:ascii="Times New Roman" w:hAnsi="Times New Roman" w:cs="Times New Roman"/>
+                <w:sz w:val="20"/>
+                <w:szCs w:val="20"/>
+              </w:rPr>
+              <w:fldChar w:fldCharType="begin"/>
+            </w:r>
+            <w:r>
+              <w:rPr>
+                <w:rFonts w:ascii="Times New Roman" w:hAnsi="Times New Roman" w:cs="Times New Roman"/>
+                <w:sz w:val="20"/>
+                <w:szCs w:val="20"/>
+              </w:rPr>
+              <w:instrText xml:space="preserve"> =SUM(H3:H6) </w:instrText>
+            </w:r>
+            <w:r>
+              <w:rPr>
+                <w:rFonts w:ascii="Times New Roman" w:hAnsi="Times New Roman" w:cs="Times New Roman"/>
+                <w:sz w:val="20"/>
+                <w:szCs w:val="20"/>
+              </w:rPr>
+              <w:fldChar w:fldCharType="separate"/>
+            </w:r>
+            <w:r>
+              <w:rPr>
+                <w:rFonts w:ascii="Times New Roman" w:hAnsi="Times New Roman" w:cs="Times New Roman"/>
+                <w:noProof/>
+                <w:sz w:val="20"/>
+                <w:szCs w:val="20"/>
+              </w:rPr>
+              <w:t>21</w:t>
+            </w:r>
+            <w:r>
+              <w:rPr>
+                <w:rFonts w:ascii="Times New Roman" w:hAnsi="Times New Roman" w:cs="Times New Roman"/>
+                <w:sz w:val="20"/>
+                <w:szCs w:val="20"/>
+              </w:rPr>
+              <w:fldChar w:fldCharType="end"/>
+            </w:r>
+          </w:p>
+        </w:tc>
+        <w:tc>
+          <w:tcPr>
+            <w:tcW w:w="0" w:type="auto"/>
+            <w:vAlign w:val="center"/>
+          </w:tcPr>
+          <w:p>
+            <w:pPr>
+              <w:jc w:val="center"/>
+              <w:rPr>
+                <w:rFonts w:ascii="Times New Roman" w:hAnsi="Times New Roman" w:cs="Times New Roman"/>
+                <w:sz w:val="20"/>
+                <w:szCs w:val="20"/>
+              </w:rPr>
+            </w:pPr>
+            <w:r>
+              <w:rPr>
+                <w:rFonts w:ascii="Times New Roman" w:hAnsi="Times New Roman" w:cs="Times New Roman"/>
+                <w:sz w:val="20"/>
+                <w:szCs w:val="20"/>
+              </w:rPr>
+              <w:fldChar w:fldCharType="begin"/>
+            </w:r>
+            <w:r>
+              <w:rPr>
+                <w:rFonts w:ascii="Times New Roman" w:hAnsi="Times New Roman" w:cs="Times New Roman"/>
+                <w:sz w:val="20"/>
+                <w:szCs w:val="20"/>
+              </w:rPr>
+              <w:instrText xml:space="preserve"> =SUM(I3:I6) </w:instrText>
+            </w:r>
+            <w:r>
+              <w:rPr>
+                <w:rFonts w:ascii="Times New Roman" w:hAnsi="Times New Roman" w:cs="Times New Roman"/>
+                <w:sz w:val="20"/>
+                <w:szCs w:val="20"/>
+              </w:rPr>
+              <w:fldChar w:fldCharType="separate"/>
+            </w:r>
+            <w:r>
+              <w:rPr>
+                <w:rFonts w:ascii="Times New Roman" w:hAnsi="Times New Roman" w:cs="Times New Roman"/>
+                <w:noProof/>
+                <w:sz w:val="20"/>
+                <w:szCs w:val="20"/>
+              </w:rPr>
+              <w:t>16</w:t>
+            </w:r>
+            <w:r>
+              <w:rPr>
+                <w:rFonts w:ascii="Times New Roman" w:hAnsi="Times New Roman" w:cs="Times New Roman"/>
+                <w:sz w:val="20"/>
+                <w:szCs w:val="20"/>
+              </w:rPr>
+              <w:fldChar w:fldCharType="end"/>
+            </w:r>
+          </w:p>
+        </w:tc>
+      </w:tr>
+      <w:tr>
+        <w:trPr>
+          <w:trHeight w:val="454"/>
+        </w:trPr>
+        <w:tc>
+          <w:tcPr>
+            <w:tcW w:w="0" w:type="auto"/>
+            <w:gridSpan w:val="3"/>
+            <w:vAlign w:val="center"/>
+          </w:tcPr>
+          <w:p>
+            <w:pPr>
+              <w:jc w:val="center"/>
+              <w:rPr>
+                <w:rFonts w:ascii="Times New Roman" w:hAnsi="Times New Roman" w:cs="Times New Roman"/>
+                <w:sz w:val="20"/>
+                <w:szCs w:val="20"/>
+              </w:rPr>
+            </w:pPr>
+            <w:r>
+              <w:rPr>
+                <w:rFonts w:ascii="Times New Roman" w:hAnsi="Times New Roman" w:cs="Times New Roman"/>
+                <w:color w:val="34343C"/>
+                <w:sz w:val="24"/>
+                <w:szCs w:val="24"/>
+                <w:shd w:val="clear" w:color="auto" w:fill="FFFFFF"/>
+              </w:rPr>
+              <w:t>ИТОГО В %:</w:t>
+            </w:r>
+          </w:p>
+        </w:tc>
+        <w:tc>
+          <w:tcPr>
+            <w:tcW w:w="0" w:type="auto"/>
+            <w:vAlign w:val="center"/>
+          </w:tcPr>
+          <w:p>
+            <w:pPr>
+              <w:jc w:val="center"/>
+              <w:rPr>
+                <w:rFonts w:ascii="Times New Roman" w:hAnsi="Times New Roman" w:cs="Times New Roman"/>
+                <w:sz w:val="20"/>
+                <w:szCs w:val="20"/>
+                <w:lang w:val="en-US"/>
+              </w:rPr>
+            </w:pPr>
+            <w:r>
+              <w:rPr>
+                <w:rFonts w:ascii="Times New Roman" w:hAnsi="Times New Roman" w:cs="Times New Roman"/>
+                <w:sz w:val="20"/>
+                <w:szCs w:val="20"/>
+              </w:rPr>
+              <w:fldChar w:fldCharType="begin"/>
+            </w:r>
+            <w:r>
+              <w:rPr>
+                <w:rFonts w:ascii="Times New Roman" w:hAnsi="Times New Roman" w:cs="Times New Roman"/>
+                <w:sz w:val="20"/>
+                <w:szCs w:val="20"/>
+              </w:rPr>
+              <w:instrText xml:space="preserve"> =D7/D7*100 </w:instrText>
+            </w:r>
+            <w:r>
+              <w:rPr>
+                <w:rFonts w:ascii="Times New Roman" w:hAnsi="Times New Roman" w:cs="Times New Roman"/>
+                <w:sz w:val="20"/>
+                <w:szCs w:val="20"/>
+              </w:rPr>
+              <w:fldChar w:fldCharType="separate"/>
+            </w:r>
+            <w:r>
+              <w:rPr>
+                <w:rFonts w:ascii="Times New Roman" w:hAnsi="Times New Roman" w:cs="Times New Roman"/>
+                <w:noProof/>
+                <w:sz w:val="20"/>
+                <w:szCs w:val="20"/>
+              </w:rPr>
+              <w:t>100</w:t>
+            </w:r>
+            <w:r>
+              <w:rPr>
+                <w:rFonts w:ascii="Times New Roman" w:hAnsi="Times New Roman" w:cs="Times New Roman"/>
+                <w:sz w:val="20"/>
+                <w:szCs w:val="20"/>
+              </w:rPr>
+              <w:fldChar w:fldCharType="end"/>
+            </w:r>
+            <w:r>
+              <w:rPr>
+                <w:rFonts w:ascii="Times New Roman" w:hAnsi="Times New Roman" w:cs="Times New Roman"/>
+                <w:sz w:val="20"/>
+                <w:szCs w:val="20"/>
+                <w:lang w:val="en-US"/>
+              </w:rPr>
+              <w:t>%</w:t>
+            </w:r>
+          </w:p>
+        </w:tc>
+        <w:tc>
+          <w:tcPr>
+            <w:tcW w:w="0" w:type="auto"/>
+            <w:vAlign w:val="center"/>
+          </w:tcPr>
+          <w:p>
+            <w:pPr>
+              <w:jc w:val="center"/>
+              <w:rPr>
+                <w:rFonts w:ascii="Times New Roman" w:hAnsi="Times New Roman" w:cs="Times New Roman"/>
+                <w:sz w:val="20"/>
+                <w:szCs w:val="20"/>
+                <w:lang w:val="en-US"/>
+              </w:rPr>
+            </w:pPr>
+            <w:r>
+              <w:rPr>
+                <w:rFonts w:ascii="Times New Roman" w:hAnsi="Times New Roman" w:cs="Times New Roman"/>
+                <w:sz w:val="20"/>
+                <w:szCs w:val="20"/>
+                <w:lang w:val="en-US"/>
+              </w:rPr>
+              <w:fldChar w:fldCharType="begin"/>
+            </w:r>
+            <w:r>
+              <w:rPr>
+                <w:rFonts w:ascii="Times New Roman" w:hAnsi="Times New Roman" w:cs="Times New Roman"/>
+                <w:sz w:val="20"/>
+                <w:szCs w:val="20"/>
+                <w:lang w:val="en-US"/>
+              </w:rPr>
+              <w:instrText xml:space="preserve"> =C7/B7*100 </w:instrText>
+            </w:r>
+            <w:r>
+              <w:rPr>
+                <w:rFonts w:ascii="Times New Roman" w:hAnsi="Times New Roman" w:cs="Times New Roman"/>
+                <w:sz w:val="20"/>
+                <w:szCs w:val="20"/>
+                <w:lang w:val="en-US"/>
+              </w:rPr>
+              <w:fldChar w:fldCharType="separate"/>
+            </w:r>
+            <w:r>
+              <w:rPr>
+                <w:rFonts w:ascii="Times New Roman" w:hAnsi="Times New Roman" w:cs="Times New Roman"/>
+                <w:noProof/>
+                <w:sz w:val="20"/>
+                <w:szCs w:val="20"/>
+                <w:lang w:val="en-US"/>
+              </w:rPr>
+              <w:t>33,68</w:t>
+            </w:r>
+            <w:r>
+              <w:rPr>
+                <w:rFonts w:ascii="Times New Roman" w:hAnsi="Times New Roman" w:cs="Times New Roman"/>
+                <w:sz w:val="20"/>
+                <w:szCs w:val="20"/>
+                <w:lang w:val="en-US"/>
+              </w:rPr>
+              <w:fldChar w:fldCharType="end"/>
+            </w:r>
+            <w:r>
+              <w:rPr>
+                <w:rFonts w:ascii="Times New Roman" w:hAnsi="Times New Roman" w:cs="Times New Roman"/>
+                <w:sz w:val="20"/>
+                <w:szCs w:val="20"/>
+                <w:lang w:val="en-US"/>
+              </w:rPr>
+              <w:t>%</w:t>
+            </w:r>
+          </w:p>
+        </w:tc>
+        <w:tc>
+          <w:tcPr>
+            <w:tcW w:w="0" w:type="auto"/>
+            <w:vAlign w:val="center"/>
+          </w:tcPr>
+          <w:p>
+            <w:pPr>
+              <w:jc w:val="center"/>
+              <w:rPr>
+                <w:rFonts w:ascii="Times New Roman" w:hAnsi="Times New Roman" w:cs="Times New Roman"/>
+                <w:sz w:val="20"/>
+                <w:szCs w:val="20"/>
+                <w:lang w:val="en-US"/>
+              </w:rPr>
+            </w:pPr>
+            <w:r>
+              <w:rPr>
+                <w:rFonts w:ascii="Times New Roman" w:hAnsi="Times New Roman" w:cs="Times New Roman"/>
+                <w:sz w:val="20"/>
+                <w:szCs w:val="20"/>
+                <w:lang w:val="en-US"/>
+              </w:rPr>
+              <w:fldChar w:fldCharType="begin"/>
+            </w:r>
+            <w:r>
+              <w:rPr>
+                <w:rFonts w:ascii="Times New Roman" w:hAnsi="Times New Roman" w:cs="Times New Roman"/>
+                <w:sz w:val="20"/>
+                <w:szCs w:val="20"/>
+                <w:lang w:val="en-US"/>
+              </w:rPr>
+              <w:instrText xml:space="preserve"> =D7/B7*100 </w:instrText>
+            </w:r>
+            <w:r>
+              <w:rPr>
+                <w:rFonts w:ascii="Times New Roman" w:hAnsi="Times New Roman" w:cs="Times New Roman"/>
+                <w:sz w:val="20"/>
+                <w:szCs w:val="20"/>
+                <w:lang w:val="en-US"/>
+              </w:rPr>
+              <w:fldChar w:fldCharType="separate"/>
+            </w:r>
+            <w:r>
+              <w:rPr>
+                <w:rFonts w:ascii="Times New Roman" w:hAnsi="Times New Roman" w:cs="Times New Roman"/>
+                <w:noProof/>
+                <w:sz w:val="20"/>
+                <w:szCs w:val="20"/>
+                <w:lang w:val="en-US"/>
+              </w:rPr>
+              <w:t>27,37</w:t>
+            </w:r>
+            <w:r>
+              <w:rPr>
+                <w:rFonts w:ascii="Times New Roman" w:hAnsi="Times New Roman" w:cs="Times New Roman"/>
+                <w:sz w:val="20"/>
+                <w:szCs w:val="20"/>
+                <w:lang w:val="en-US"/>
+              </w:rPr>
+              <w:fldChar w:fldCharType="end"/>
+            </w:r>
+            <w:r>
+              <w:rPr>
+                <w:rFonts w:ascii="Times New Roman" w:hAnsi="Times New Roman" w:cs="Times New Roman"/>
+                <w:sz w:val="20"/>
+                <w:szCs w:val="20"/>
+                <w:lang w:val="en-US"/>
+              </w:rPr>
+              <w:t>%</w:t>
+            </w:r>
+          </w:p>
+        </w:tc>
+        <w:tc>
+          <w:tcPr>
+            <w:tcW w:w="0" w:type="auto"/>
+            <w:vAlign w:val="center"/>
+          </w:tcPr>
+          <w:p>
+            <w:pPr>
+              <w:jc w:val="center"/>
+              <w:rPr>
+                <w:rFonts w:ascii="Times New Roman" w:hAnsi="Times New Roman" w:cs="Times New Roman"/>
+                <w:sz w:val="20"/>
+                <w:szCs w:val="20"/>
+                <w:lang w:val="en-US"/>
+              </w:rPr>
+            </w:pPr>
+            <w:r>
+              <w:rPr>
+                <w:rFonts w:ascii="Times New Roman" w:hAnsi="Times New Roman" w:cs="Times New Roman"/>
+                <w:sz w:val="20"/>
+                <w:szCs w:val="20"/>
+                <w:lang w:val="en-US"/>
+              </w:rPr>
+              <w:fldChar w:fldCharType="begin"/>
+            </w:r>
+            <w:r>
+              <w:rPr>
+                <w:rFonts w:ascii="Times New Roman" w:hAnsi="Times New Roman" w:cs="Times New Roman"/>
+                <w:sz w:val="20"/>
+                <w:szCs w:val="20"/>
+                <w:lang w:val="en-US"/>
+              </w:rPr>
+              <w:instrText xml:space="preserve"> =E7/B7*100 </w:instrText>
+            </w:r>
+            <w:r>
+              <w:rPr>
+                <w:rFonts w:ascii="Times New Roman" w:hAnsi="Times New Roman" w:cs="Times New Roman"/>
+                <w:sz w:val="20"/>
+                <w:szCs w:val="20"/>
+                <w:lang w:val="en-US"/>
+              </w:rPr>
+              <w:fldChar w:fldCharType="separate"/>
+            </w:r>
+            <w:r>
+              <w:rPr>
+                <w:rFonts w:ascii="Times New Roman" w:hAnsi="Times New Roman" w:cs="Times New Roman"/>
+                <w:noProof/>
+                <w:sz w:val="20"/>
+                <w:szCs w:val="20"/>
+                <w:lang w:val="en-US"/>
+              </w:rPr>
+              <w:t>16,84</w:t>
+            </w:r>
+            <w:r>
+              <w:rPr>
+                <w:rFonts w:ascii="Times New Roman" w:hAnsi="Times New Roman" w:cs="Times New Roman"/>
+                <w:sz w:val="20"/>
+                <w:szCs w:val="20"/>
+                <w:lang w:val="en-US"/>
+              </w:rPr>
+              <w:fldChar w:fldCharType="end"/>
+            </w:r>
+            <w:r>
+              <w:rPr>
+                <w:rFonts w:ascii="Times New Roman" w:hAnsi="Times New Roman" w:cs="Times New Roman"/>
+                <w:sz w:val="20"/>
+                <w:szCs w:val="20"/>
+                <w:lang w:val="en-US"/>
+              </w:rPr>
+              <w:t>%</w:t>
+            </w:r>
+          </w:p>
+        </w:tc>
+        <w:tc>
+          <w:tcPr>
+            <w:tcW w:w="0" w:type="auto"/>
+            <w:vAlign w:val="center"/>
+          </w:tcPr>
+          <w:p>
+            <w:pPr>
+              <w:jc w:val="center"/>
+              <w:rPr>
+                <w:rFonts w:ascii="Times New Roman" w:hAnsi="Times New Roman" w:cs="Times New Roman"/>
+                <w:sz w:val="20"/>
+                <w:szCs w:val="20"/>
+                <w:lang w:val="en-US"/>
+              </w:rPr>
+            </w:pPr>
+            <w:r>
+              <w:rPr>
+                <w:rFonts w:ascii="Times New Roman" w:hAnsi="Times New Roman" w:cs="Times New Roman"/>
+                <w:sz w:val="20"/>
+                <w:szCs w:val="20"/>
+                <w:lang w:val="en-US"/>
+              </w:rPr>
+              <w:fldChar w:fldCharType="begin"/>
+            </w:r>
+            <w:r>
+              <w:rPr>
+                <w:rFonts w:ascii="Times New Roman" w:hAnsi="Times New Roman" w:cs="Times New Roman"/>
+                <w:sz w:val="20"/>
+                <w:szCs w:val="20"/>
+                <w:lang w:val="en-US"/>
+              </w:rPr>
+              <w:instrText xml:space="preserve"> =F7/B7*100 </w:instrText>
+            </w:r>
+            <w:r>
+              <w:rPr>
+                <w:rFonts w:ascii="Times New Roman" w:hAnsi="Times New Roman" w:cs="Times New Roman"/>
+                <w:sz w:val="20"/>
+                <w:szCs w:val="20"/>
+                <w:lang w:val="en-US"/>
+              </w:rPr>
+              <w:fldChar w:fldCharType="separate"/>
+            </w:r>
+            <w:r>
+              <w:rPr>
+                <w:rFonts w:ascii="Times New Roman" w:hAnsi="Times New Roman" w:cs="Times New Roman"/>
+                <w:noProof/>
+                <w:sz w:val="20"/>
+                <w:szCs w:val="20"/>
+                <w:lang w:val="en-US"/>
+              </w:rPr>
+              <w:t>22,11</w:t>
+            </w:r>
+            <w:r>
+              <w:rPr>
+                <w:rFonts w:ascii="Times New Roman" w:hAnsi="Times New Roman" w:cs="Times New Roman"/>
+                <w:sz w:val="20"/>
+                <w:szCs w:val="20"/>
+                <w:lang w:val="en-US"/>
+              </w:rPr>
+              <w:fldChar w:fldCharType="end"/>
+            </w:r>
+            <w:r>
+              <w:rPr>
+                <w:rFonts w:ascii="Times New Roman" w:hAnsi="Times New Roman" w:cs="Times New Roman"/>
+                <w:sz w:val="20"/>
+                <w:szCs w:val="20"/>
+                <w:lang w:val="en-US"/>
+              </w:rPr>
+              <w:t>%</w:t>
+            </w:r>
+          </w:p>
+        </w:tc>
+        <w:tc>
+          <w:tcPr>
+            <w:tcW w:w="0" w:type="auto"/>
+            <w:vAlign w:val="center"/>
+          </w:tcPr>
+          <w:p>
+            <w:pPr>
+              <w:jc w:val="center"/>
+              <w:rPr>
+                <w:rFonts w:ascii="Times New Roman" w:hAnsi="Times New Roman" w:cs="Times New Roman"/>
+                <w:sz w:val="20"/>
+                <w:szCs w:val="20"/>
+                <w:lang w:val="en-US"/>
+              </w:rPr>
+            </w:pPr>
+            <w:r>
+              <w:rPr>
+                <w:rFonts w:ascii="Times New Roman" w:hAnsi="Times New Roman" w:cs="Times New Roman"/>
+                <w:sz w:val="20"/>
+                <w:szCs w:val="20"/>
+              </w:rPr>
+              <w:fldChar w:fldCharType="begin"/>
+            </w:r>
+            <w:r>
+              <w:rPr>
+                <w:rFonts w:ascii="Times New Roman" w:hAnsi="Times New Roman" w:cs="Times New Roman"/>
+                <w:sz w:val="20"/>
+                <w:szCs w:val="20"/>
+              </w:rPr>
+              <w:instrText xml:space="preserve"> =G7/B7*100 </w:instrText>
+            </w:r>
+            <w:r>
+              <w:rPr>
+                <w:rFonts w:ascii="Times New Roman" w:hAnsi="Times New Roman" w:cs="Times New Roman"/>
+                <w:sz w:val="20"/>
+                <w:szCs w:val="20"/>
+              </w:rPr>
+              <w:fldChar w:fldCharType="separate"/>
+            </w:r>
+            <w:r>
+              <w:rPr>
+                <w:rFonts w:ascii="Times New Roman" w:hAnsi="Times New Roman" w:cs="Times New Roman"/>
+                <w:noProof/>
+                <w:sz w:val="20"/>
+                <w:szCs w:val="20"/>
+              </w:rPr>
+              <w:t>16,84</w:t>
+            </w:r>
+            <w:r>
+              <w:rPr>
+                <w:rFonts w:ascii="Times New Roman" w:hAnsi="Times New Roman" w:cs="Times New Roman"/>
+                <w:sz w:val="20"/>
+                <w:szCs w:val="20"/>
+              </w:rPr>
+              <w:fldChar w:fldCharType="end"/>
+            </w:r>
+            <w:r>
+              <w:rPr>
+                <w:rFonts w:ascii="Times New Roman" w:hAnsi="Times New Roman" w:cs="Times New Roman"/>
+                <w:sz w:val="20"/>
+                <w:szCs w:val="20"/>
+                <w:lang w:val="en-US"/>
+              </w:rPr>
+              <w:t>%</w:t>
+            </w:r>
+          </w:p>
+        </w:tc>
+      </w:tr>
+      <w:tr>
+        <w:trPr>
+          <w:trHeight w:val="454"/>
+        </w:trPr>
+        <w:tc>
+          <w:tcPr>
+            <w:tcW w:w="0" w:type="auto"/>
+            <w:vAlign w:val="center"/>
+          </w:tcPr>
+          <w:p>
+            <w:pPr>
+              <w:jc w:val="center"/>
+              <w:rPr>
+                <w:rFonts w:ascii="Times New Roman" w:hAnsi="Times New Roman" w:cs="Times New Roman"/>
+                <w:sz w:val="20"/>
+                <w:szCs w:val="20"/>
+                <w:lang w:val="en-US"/>
+              </w:rPr>
+            </w:pPr>
+            <w:r>
+              <w:rPr>
+                <w:rFonts w:ascii="Times New Roman" w:hAnsi="Times New Roman" w:cs="Times New Roman"/>
+                <w:sz w:val="20"/>
+                <w:szCs w:val="20"/>
+                <w:lang w:val="en-US"/>
+              </w:rPr>
+              <w:t>1</w:t>
+            </w:r>
+          </w:p>
+        </w:tc>
+        <w:tc>
+          <w:tcPr>
+            <w:tcW w:w="0" w:type="auto"/>
+            <w:vMerge w:val="restart"/>
+            <w:vAlign w:val="center"/>
+          </w:tcPr>
+          <w:p>
+            <w:pPr>
+              <w:jc w:val="center"/>
+              <w:rPr>
+                <w:rFonts w:ascii="Times New Roman" w:hAnsi="Times New Roman" w:cs="Times New Roman"/>
+                <w:sz w:val="20"/>
+                <w:szCs w:val="20"/>
+              </w:rPr>
+            </w:pPr>
+            <w:r>
+              <w:rPr>
+                <w:rFonts w:ascii="Times New Roman" w:hAnsi="Times New Roman" w:cs="Times New Roman"/>
+                <w:sz w:val="24"/>
+                <w:szCs w:val="24"/>
+              </w:rPr>
+              <w:t>Физкультура</w:t>
+            </w:r>
+          </w:p>
+        </w:tc>
+        <w:tc>
+          <w:tcPr>
+            <w:tcW w:w="0" w:type="auto"/>
+            <w:vAlign w:val="center"/>
+          </w:tcPr>
+          <w:p>
+            <w:pPr>
+              <w:jc w:val="center"/>
+              <w:rPr>
+                <w:rFonts w:ascii="Times New Roman" w:hAnsi="Times New Roman" w:cs="Times New Roman"/>
+                <w:sz w:val="20"/>
+                <w:szCs w:val="20"/>
+              </w:rPr>
+            </w:pPr>
+            <w:r>
+              <w:rPr>
+                <w:rFonts w:ascii="Times New Roman" w:hAnsi="Times New Roman" w:cs="Times New Roman"/>
+                <w:sz w:val="24"/>
+                <w:szCs w:val="24"/>
+              </w:rPr>
+              <w:t>119</w:t>
+            </w:r>
+          </w:p>
+        </w:tc>
+        <w:tc>
+          <w:tcPr>
+            <w:tcW w:w="0" w:type="auto"/>
+            <w:vAlign w:val="center"/>
+          </w:tcPr>
+          <w:p>
+            <w:pPr>
+              <w:jc w:val="center"/>
+              <w:rPr>
+                <w:rFonts w:ascii="Times New Roman" w:hAnsi="Times New Roman" w:cs="Times New Roman"/>
+                <w:sz w:val="20"/>
+                <w:szCs w:val="20"/>
+              </w:rPr>
+            </w:pPr>
+            <w:r>
+              <w:rPr>
+                <w:rFonts w:ascii="Times New Roman" w:hAnsi="Times New Roman" w:cs="Times New Roman"/>
+                <w:sz w:val="20"/>
+                <w:szCs w:val="20"/>
+              </w:rPr>
+              <w:fldChar w:fldCharType="begin"/>
+            </w:r>
+            <w:r>
+              <w:rPr>
+                <w:rFonts w:ascii="Times New Roman" w:hAnsi="Times New Roman" w:cs="Times New Roman"/>
+                <w:sz w:val="20"/>
+                <w:szCs w:val="20"/>
+              </w:rPr>
+              <w:instrText xml:space="preserve"> =SUM(E9:H9) </w:instrText>
+            </w:r>
+            <w:r>
+              <w:rPr>
+                <w:rFonts w:ascii="Times New Roman" w:hAnsi="Times New Roman" w:cs="Times New Roman"/>
+                <w:sz w:val="20"/>
+                <w:szCs w:val="20"/>
+              </w:rPr>
+              <w:fldChar w:fldCharType="separate"/>
+            </w:r>
+            <w:r>
+              <w:rPr>
+                <w:rFonts w:ascii="Times New Roman" w:hAnsi="Times New Roman" w:cs="Times New Roman"/>
+                <w:noProof/>
+                <w:sz w:val="20"/>
+                <w:szCs w:val="20"/>
+              </w:rPr>
+              <w:t>21</w:t>
+            </w:r>
+            <w:r>
+              <w:rPr>
+                <w:rFonts w:ascii="Times New Roman" w:hAnsi="Times New Roman" w:cs="Times New Roman"/>
+                <w:sz w:val="20"/>
+                <w:szCs w:val="20"/>
+              </w:rPr>
+              <w:fldChar w:fldCharType="end"/>
+            </w:r>
+          </w:p>
+        </w:tc>
+        <w:tc>
+          <w:tcPr>
+            <w:tcW w:w="0" w:type="auto"/>
+            <w:vAlign w:val="center"/>
+          </w:tcPr>
+          <w:p>
+            <w:pPr>
+              <w:jc w:val="center"/>
+              <w:rPr>
+                <w:rFonts w:ascii="Times New Roman" w:hAnsi="Times New Roman" w:cs="Times New Roman"/>
+                <w:sz w:val="20"/>
+                <w:szCs w:val="20"/>
+              </w:rPr>
+            </w:pPr>
+            <w:r>
+              <w:rPr>
+                <w:rFonts w:ascii="Times New Roman" w:hAnsi="Times New Roman" w:cs="Times New Roman"/>
+                <w:sz w:val="24"/>
+                <w:szCs w:val="24"/>
+              </w:rPr>
+              <w:t>9</w:t>
+            </w:r>
+          </w:p>
+        </w:tc>
+        <w:tc>
+          <w:tcPr>
+            <w:tcW w:w="0" w:type="auto"/>
+            <w:vAlign w:val="center"/>
+          </w:tcPr>
+          <w:p>
+            <w:pPr>
+              <w:jc w:val="center"/>
+              <w:rPr>
+                <w:rFonts w:ascii="Times New Roman" w:hAnsi="Times New Roman" w:cs="Times New Roman"/>
+                <w:sz w:val="20"/>
+                <w:szCs w:val="20"/>
+              </w:rPr>
+            </w:pPr>
+            <w:r>
+              <w:rPr>
+                <w:rFonts w:ascii="Times New Roman" w:hAnsi="Times New Roman" w:cs="Times New Roman"/>
+                <w:sz w:val="24"/>
+                <w:szCs w:val="24"/>
+              </w:rPr>
+              <w:t>7</w:t>
+            </w:r>
+          </w:p>
+        </w:tc>
+        <w:tc>
+          <w:tcPr>
+            <w:tcW w:w="0" w:type="auto"/>
+            <w:vAlign w:val="center"/>
+          </w:tcPr>
+          <w:p>
+            <w:pPr>
+              <w:jc w:val="center"/>
+              <w:rPr>
+                <w:rFonts w:ascii="Times New Roman" w:hAnsi="Times New Roman" w:cs="Times New Roman"/>
+                <w:sz w:val="20"/>
+                <w:szCs w:val="20"/>
+              </w:rPr>
+            </w:pPr>
+            <w:r>
+              <w:rPr>
+                <w:rFonts w:ascii="Times New Roman" w:hAnsi="Times New Roman" w:cs="Times New Roman"/>
+                <w:sz w:val="24"/>
+                <w:szCs w:val="24"/>
+              </w:rPr>
+              <w:t>3</w:t>
+            </w:r>
+          </w:p>
+        </w:tc>
+        <w:tc>
+          <w:tcPr>
+            <w:tcW w:w="0" w:type="auto"/>
+            <w:vAlign w:val="center"/>
+          </w:tcPr>
+          <w:p>
+            <w:pPr>
+              <w:jc w:val="center"/>
+              <w:rPr>
+                <w:rFonts w:ascii="Times New Roman" w:hAnsi="Times New Roman" w:cs="Times New Roman"/>
+                <w:sz w:val="20"/>
+                <w:szCs w:val="20"/>
+              </w:rPr>
+            </w:pPr>
+            <w:r>
+              <w:rPr>
+                <w:rFonts w:ascii="Times New Roman" w:hAnsi="Times New Roman" w:cs="Times New Roman"/>
+                <w:sz w:val="24"/>
+                <w:szCs w:val="24"/>
+              </w:rPr>
+              <w:t>2</w:t>
+            </w:r>
+          </w:p>
+        </w:tc>
+        <w:tc>
+          <w:tcPr>
+            <w:tcW w:w="0" w:type="auto"/>
+            <w:vAlign w:val="center"/>
+          </w:tcPr>
+          <w:p>
+            <w:pPr>
+              <w:jc w:val="center"/>
+              <w:rPr>
+                <w:rFonts w:ascii="Times New Roman" w:hAnsi="Times New Roman" w:cs="Times New Roman"/>
+                <w:sz w:val="20"/>
+                <w:szCs w:val="20"/>
+              </w:rPr>
+            </w:pPr>
+            <w:r>
+              <w:rPr>
+                <w:rFonts w:ascii="Times New Roman" w:hAnsi="Times New Roman" w:cs="Times New Roman"/>
+                <w:sz w:val="24"/>
+                <w:szCs w:val="24"/>
+              </w:rPr>
+              <w:t>4</w:t>
+            </w:r>
+          </w:p>
+        </w:tc>
+      </w:tr>
+      <w:tr>
+        <w:trPr>
+          <w:trHeight w:val="454"/>
+        </w:trPr>
+        <w:tc>
+          <w:tcPr>
+            <w:tcW w:w="0" w:type="auto"/>
+            <w:vAlign w:val="center"/>
+          </w:tcPr>
+          <w:p>
+            <w:pPr>
+              <w:jc w:val="center"/>
+              <w:rPr>
+                <w:rFonts w:ascii="Times New Roman" w:hAnsi="Times New Roman" w:cs="Times New Roman"/>
+                <w:sz w:val="20"/>
+                <w:szCs w:val="20"/>
+                <w:lang w:val="en-US"/>
+              </w:rPr>
+            </w:pPr>
+            <w:r>
+              <w:rPr>
+                <w:rFonts w:ascii="Times New Roman" w:hAnsi="Times New Roman" w:cs="Times New Roman"/>
+                <w:sz w:val="20"/>
+                <w:szCs w:val="20"/>
+                <w:lang w:val="en-US"/>
+              </w:rPr>
+              <w:t>2</w:t>
+            </w:r>
+          </w:p>
+        </w:tc>
+        <w:tc>
+          <w:tcPr>
+            <w:tcW w:w="0" w:type="auto"/>
+            <w:vMerge/>
+            <w:vAlign w:val="center"/>
+          </w:tcPr>
+          <w:p>
+            <w:pPr>
+              <w:jc w:val="center"/>
+              <w:rPr>
+                <w:rFonts w:ascii="Times New Roman" w:hAnsi="Times New Roman" w:cs="Times New Roman"/>
+                <w:sz w:val="20"/>
+                <w:szCs w:val="20"/>
+              </w:rPr>
+            </w:pPr>
+          </w:p>
+        </w:tc>
+        <w:tc>
+          <w:tcPr>
+            <w:tcW w:w="0" w:type="auto"/>
+            <w:vAlign w:val="center"/>
+          </w:tcPr>
+          <w:p>
+            <w:pPr>
+              <w:jc w:val="center"/>
+              <w:rPr>
+                <w:rFonts w:ascii="Times New Roman" w:hAnsi="Times New Roman" w:cs="Times New Roman"/>
+                <w:sz w:val="20"/>
+                <w:szCs w:val="20"/>
+              </w:rPr>
+            </w:pPr>
+            <w:r>
+              <w:rPr>
+                <w:rFonts w:ascii="Times New Roman" w:hAnsi="Times New Roman" w:cs="Times New Roman"/>
+                <w:sz w:val="24"/>
+                <w:szCs w:val="24"/>
+              </w:rPr>
+              <w:t>120</w:t>
+            </w:r>
+          </w:p>
+        </w:tc>
+        <w:tc>
+          <w:tcPr>
+            <w:tcW w:w="0" w:type="auto"/>
+            <w:vAlign w:val="center"/>
+          </w:tcPr>
+          <w:p>
+            <w:pPr>
+              <w:jc w:val="center"/>
+              <w:rPr>
+                <w:rFonts w:ascii="Times New Roman" w:hAnsi="Times New Roman" w:cs="Times New Roman"/>
+                <w:sz w:val="20"/>
+                <w:szCs w:val="20"/>
+              </w:rPr>
+            </w:pPr>
+            <w:r>
+              <w:rPr>
+                <w:rFonts w:ascii="Times New Roman" w:hAnsi="Times New Roman" w:cs="Times New Roman"/>
+                <w:sz w:val="20"/>
+                <w:szCs w:val="20"/>
+              </w:rPr>
+              <w:fldChar w:fldCharType="begin"/>
+            </w:r>
+            <w:r>
+              <w:rPr>
+                <w:rFonts w:ascii="Times New Roman" w:hAnsi="Times New Roman" w:cs="Times New Roman"/>
+                <w:sz w:val="20"/>
+                <w:szCs w:val="20"/>
+              </w:rPr>
+              <w:instrText xml:space="preserve"> =SUM(E10:H10) </w:instrText>
+            </w:r>
+            <w:r>
+              <w:rPr>
+                <w:rFonts w:ascii="Times New Roman" w:hAnsi="Times New Roman" w:cs="Times New Roman"/>
+                <w:sz w:val="20"/>
+                <w:szCs w:val="20"/>
+              </w:rPr>
+              <w:fldChar w:fldCharType="separate"/>
+            </w:r>
+            <w:r>
+              <w:rPr>
+                <w:rFonts w:ascii="Times New Roman" w:hAnsi="Times New Roman" w:cs="Times New Roman"/>
+                <w:noProof/>
+                <w:sz w:val="20"/>
+                <w:szCs w:val="20"/>
+              </w:rPr>
+              <w:t>25</w:t>
+            </w:r>
+            <w:r>
+              <w:rPr>
+                <w:rFonts w:ascii="Times New Roman" w:hAnsi="Times New Roman" w:cs="Times New Roman"/>
+                <w:sz w:val="20"/>
+                <w:szCs w:val="20"/>
+              </w:rPr>
+              <w:fldChar w:fldCharType="end"/>
+            </w:r>
+          </w:p>
+        </w:tc>
+        <w:tc>
+          <w:tcPr>
+            <w:tcW w:w="0" w:type="auto"/>
+            <w:vAlign w:val="center"/>
+          </w:tcPr>
+          <w:p>
+            <w:pPr>
+              <w:jc w:val="center"/>
+              <w:rPr>
+                <w:rFonts w:ascii="Times New Roman" w:hAnsi="Times New Roman" w:cs="Times New Roman"/>
+                <w:sz w:val="20"/>
+                <w:szCs w:val="20"/>
+              </w:rPr>
+            </w:pPr>
+            <w:r>
+              <w:rPr>
+                <w:rFonts w:ascii="Times New Roman" w:hAnsi="Times New Roman" w:cs="Times New Roman"/>
+                <w:sz w:val="24"/>
+                <w:szCs w:val="24"/>
+              </w:rPr>
+              <w:t>5</w:t>
+            </w:r>
+          </w:p>
+        </w:tc>
+        <w:tc>
+          <w:tcPr>
+            <w:tcW w:w="0" w:type="auto"/>
+            <w:vAlign w:val="center"/>
+          </w:tcPr>
+          <w:p>
+            <w:pPr>
+              <w:jc w:val="center"/>
+              <w:rPr>
+                <w:rFonts w:ascii="Times New Roman" w:hAnsi="Times New Roman" w:cs="Times New Roman"/>
+                <w:sz w:val="20"/>
+                <w:szCs w:val="20"/>
+              </w:rPr>
+            </w:pPr>
+            <w:r>
+              <w:rPr>
+                <w:rFonts w:ascii="Times New Roman" w:hAnsi="Times New Roman" w:cs="Times New Roman"/>
+                <w:sz w:val="24"/>
+                <w:szCs w:val="24"/>
+              </w:rPr>
+              <w:t>10</w:t>
+            </w:r>
+          </w:p>
+        </w:tc>
+        <w:tc>
+          <w:tcPr>
+            <w:tcW w:w="0" w:type="auto"/>
+            <w:vAlign w:val="center"/>
+          </w:tcPr>
+          <w:p>
+            <w:pPr>
+              <w:jc w:val="center"/>
+              <w:rPr>
+                <w:rFonts w:ascii="Times New Roman" w:hAnsi="Times New Roman" w:cs="Times New Roman"/>
+                <w:sz w:val="20"/>
+                <w:szCs w:val="20"/>
+              </w:rPr>
+            </w:pPr>
+            <w:r>
+              <w:rPr>
+                <w:rFonts w:ascii="Times New Roman" w:hAnsi="Times New Roman" w:cs="Times New Roman"/>
+                <w:sz w:val="24"/>
+                <w:szCs w:val="24"/>
+              </w:rPr>
+              <w:t>3</w:t>
+            </w:r>
+          </w:p>
+        </w:tc>
+        <w:tc>
+          <w:tcPr>
+            <w:tcW w:w="0" w:type="auto"/>
+            <w:vAlign w:val="center"/>
+          </w:tcPr>
+          <w:p>
+            <w:pPr>
+              <w:jc w:val="center"/>
+              <w:rPr>
+                <w:rFonts w:ascii="Times New Roman" w:hAnsi="Times New Roman" w:cs="Times New Roman"/>
+                <w:sz w:val="20"/>
+                <w:szCs w:val="20"/>
+              </w:rPr>
+            </w:pPr>
+            <w:r>
+              <w:rPr>
+                <w:rFonts w:ascii="Times New Roman" w:hAnsi="Times New Roman" w:cs="Times New Roman"/>
+                <w:sz w:val="24"/>
+                <w:szCs w:val="24"/>
+              </w:rPr>
+              <w:t>7</w:t>
+            </w:r>
+          </w:p>
+        </w:tc>
+        <w:tc>
+          <w:tcPr>
+            <w:tcW w:w="0" w:type="auto"/>
+            <w:vAlign w:val="center"/>
+          </w:tcPr>
+          <w:p>
+            <w:pPr>
+              <w:jc w:val="center"/>
+              <w:rPr>
+                <w:rFonts w:ascii="Times New Roman" w:hAnsi="Times New Roman" w:cs="Times New Roman"/>
+                <w:sz w:val="20"/>
+                <w:szCs w:val="20"/>
+              </w:rPr>
+            </w:pPr>
+            <w:r>
+              <w:rPr>
+                <w:rFonts w:ascii="Times New Roman" w:hAnsi="Times New Roman" w:cs="Times New Roman"/>
+                <w:sz w:val="24"/>
+                <w:szCs w:val="24"/>
+              </w:rPr>
+              <w:t>2</w:t>
+            </w:r>
+          </w:p>
+        </w:tc>
+      </w:tr>
+      <w:tr>
+        <w:trPr>
+          <w:trHeight w:val="454"/>
+        </w:trPr>
+        <w:tc>
+          <w:tcPr>
+            <w:tcW w:w="0" w:type="auto"/>
+            <w:vAlign w:val="center"/>
+          </w:tcPr>
+          <w:p>
+            <w:pPr>
+              <w:jc w:val="center"/>
+              <w:rPr>
+                <w:rFonts w:ascii="Times New Roman" w:hAnsi="Times New Roman" w:cs="Times New Roman"/>
+                <w:sz w:val="20"/>
+                <w:szCs w:val="20"/>
+                <w:lang w:val="en-US"/>
+              </w:rPr>
+            </w:pPr>
+            <w:r>
+              <w:rPr>
+                <w:rFonts w:ascii="Times New Roman" w:hAnsi="Times New Roman" w:cs="Times New Roman"/>
+                <w:sz w:val="20"/>
+                <w:szCs w:val="20"/>
+                <w:lang w:val="en-US"/>
+              </w:rPr>
+              <w:t>3</w:t>
+            </w:r>
+          </w:p>
+        </w:tc>
+        <w:tc>
+          <w:tcPr>
+            <w:tcW w:w="0" w:type="auto"/>
+            <w:vMerge/>
+            <w:vAlign w:val="center"/>
+          </w:tcPr>
+          <w:p>
+            <w:pPr>
+              <w:jc w:val="center"/>
+              <w:rPr>
+                <w:rFonts w:ascii="Times New Roman" w:hAnsi="Times New Roman" w:cs="Times New Roman"/>
+                <w:sz w:val="20"/>
+                <w:szCs w:val="20"/>
+              </w:rPr>
+            </w:pPr>
+          </w:p>
+        </w:tc>
+        <w:tc>
+          <w:tcPr>
+            <w:tcW w:w="0" w:type="auto"/>
+            <w:vAlign w:val="center"/>
+          </w:tcPr>
+          <w:p>
+            <w:pPr>
+              <w:jc w:val="center"/>
+              <w:rPr>
+                <w:rFonts w:ascii="Times New Roman" w:hAnsi="Times New Roman" w:cs="Times New Roman"/>
+                <w:sz w:val="20"/>
+                <w:szCs w:val="20"/>
+              </w:rPr>
+            </w:pPr>
+            <w:r>
+              <w:rPr>
+                <w:rFonts w:ascii="Times New Roman" w:hAnsi="Times New Roman" w:cs="Times New Roman"/>
+                <w:sz w:val="24"/>
+                <w:szCs w:val="24"/>
+              </w:rPr>
+              <w:t>121</w:t>
+            </w:r>
+          </w:p>
+        </w:tc>
+        <w:tc>
+          <w:tcPr>
+            <w:tcW w:w="0" w:type="auto"/>
+            <w:vAlign w:val="center"/>
+          </w:tcPr>
+          <w:p>
+            <w:pPr>
+              <w:jc w:val="center"/>
+              <w:rPr>
+                <w:rFonts w:ascii="Times New Roman" w:hAnsi="Times New Roman" w:cs="Times New Roman"/>
+                <w:sz w:val="20"/>
+                <w:szCs w:val="20"/>
+              </w:rPr>
+            </w:pPr>
+            <w:r>
+              <w:rPr>
+                <w:rFonts w:ascii="Times New Roman" w:hAnsi="Times New Roman" w:cs="Times New Roman"/>
+                <w:sz w:val="20"/>
+                <w:szCs w:val="20"/>
+              </w:rPr>
+              <w:fldChar w:fldCharType="begin"/>
+            </w:r>
+            <w:r>
+              <w:rPr>
+                <w:rFonts w:ascii="Times New Roman" w:hAnsi="Times New Roman" w:cs="Times New Roman"/>
+                <w:sz w:val="20"/>
+                <w:szCs w:val="20"/>
+              </w:rPr>
+              <w:instrText xml:space="preserve"> =SUM(E11:H11) </w:instrText>
+            </w:r>
+            <w:r>
+              <w:rPr>
+                <w:rFonts w:ascii="Times New Roman" w:hAnsi="Times New Roman" w:cs="Times New Roman"/>
+                <w:sz w:val="20"/>
+                <w:szCs w:val="20"/>
+              </w:rPr>
+              <w:fldChar w:fldCharType="separate"/>
+            </w:r>
+            <w:r>
+              <w:rPr>
+                <w:rFonts w:ascii="Times New Roman" w:hAnsi="Times New Roman" w:cs="Times New Roman"/>
+                <w:noProof/>
+                <w:sz w:val="20"/>
+                <w:szCs w:val="20"/>
+              </w:rPr>
+              <w:t>17</w:t>
+            </w:r>
+            <w:r>
+              <w:rPr>
+                <w:rFonts w:ascii="Times New Roman" w:hAnsi="Times New Roman" w:cs="Times New Roman"/>
+                <w:sz w:val="20"/>
+                <w:szCs w:val="20"/>
+              </w:rPr>
+              <w:fldChar w:fldCharType="end"/>
+            </w:r>
+          </w:p>
+        </w:tc>
+        <w:tc>
+          <w:tcPr>
+            <w:tcW w:w="0" w:type="auto"/>
+            <w:vAlign w:val="center"/>
+          </w:tcPr>
+          <w:p>
+            <w:pPr>
+              <w:jc w:val="center"/>
+              <w:rPr>
+                <w:rFonts w:ascii="Times New Roman" w:hAnsi="Times New Roman" w:cs="Times New Roman"/>
+                <w:sz w:val="20"/>
+                <w:szCs w:val="20"/>
+              </w:rPr>
+            </w:pPr>
+            <w:r>
+              <w:rPr>
+                <w:rFonts w:ascii="Times New Roman" w:hAnsi="Times New Roman" w:cs="Times New Roman"/>
+                <w:sz w:val="24"/>
+                <w:szCs w:val="24"/>
+              </w:rPr>
+              <w:t>4</w:t>
+            </w:r>
+          </w:p>
+        </w:tc>
+        <w:tc>
+          <w:tcPr>
+            <w:tcW w:w="0" w:type="auto"/>
+            <w:vAlign w:val="center"/>
+          </w:tcPr>
+          <w:p>
+            <w:pPr>
+              <w:jc w:val="center"/>
+              <w:rPr>
+                <w:rFonts w:ascii="Times New Roman" w:hAnsi="Times New Roman" w:cs="Times New Roman"/>
+                <w:sz w:val="20"/>
+                <w:szCs w:val="20"/>
+              </w:rPr>
+            </w:pPr>
+            <w:r>
+              <w:rPr>
+                <w:rFonts w:ascii="Times New Roman" w:hAnsi="Times New Roman" w:cs="Times New Roman"/>
+                <w:sz w:val="24"/>
+                <w:szCs w:val="24"/>
+              </w:rPr>
+              <w:t>8</w:t>
+            </w:r>
+          </w:p>
+        </w:tc>
+        <w:tc>
+          <w:tcPr>
+            <w:tcW w:w="0" w:type="auto"/>
+            <w:vAlign w:val="center"/>
+          </w:tcPr>
+          <w:p>
+            <w:pPr>
+              <w:jc w:val="center"/>
+              <w:rPr>
+                <w:rFonts w:ascii="Times New Roman" w:hAnsi="Times New Roman" w:cs="Times New Roman"/>
+                <w:sz w:val="20"/>
+                <w:szCs w:val="20"/>
+              </w:rPr>
+            </w:pPr>
+            <w:r>
+              <w:rPr>
+                <w:rFonts w:ascii="Times New Roman" w:hAnsi="Times New Roman" w:cs="Times New Roman"/>
+                <w:sz w:val="24"/>
+                <w:szCs w:val="24"/>
+              </w:rPr>
+              <w:t>3</w:t>
+            </w:r>
+          </w:p>
+        </w:tc>
+        <w:tc>
+          <w:tcPr>
+            <w:tcW w:w="0" w:type="auto"/>
+            <w:vAlign w:val="center"/>
+          </w:tcPr>
+          <w:p>
+            <w:pPr>
+              <w:jc w:val="center"/>
+              <w:rPr>
+                <w:rFonts w:ascii="Times New Roman" w:hAnsi="Times New Roman" w:cs="Times New Roman"/>
+                <w:sz w:val="20"/>
+                <w:szCs w:val="20"/>
+              </w:rPr>
+            </w:pPr>
+            <w:r>
+              <w:rPr>
+                <w:rFonts w:ascii="Times New Roman" w:hAnsi="Times New Roman" w:cs="Times New Roman"/>
+                <w:sz w:val="24"/>
+                <w:szCs w:val="24"/>
+              </w:rPr>
+              <w:t>2</w:t>
+            </w:r>
+          </w:p>
+        </w:tc>
+        <w:tc>
+          <w:tcPr>
+            <w:tcW w:w="0" w:type="auto"/>
+            <w:vAlign w:val="center"/>
+          </w:tcPr>
+          <w:p>
+            <w:pPr>
+              <w:jc w:val="center"/>
+              <w:rPr>
+                <w:rFonts w:ascii="Times New Roman" w:hAnsi="Times New Roman" w:cs="Times New Roman"/>
+                <w:sz w:val="20"/>
+                <w:szCs w:val="20"/>
+              </w:rPr>
+            </w:pPr>
+            <w:r>
+              <w:rPr>
+                <w:rFonts w:ascii="Times New Roman" w:hAnsi="Times New Roman" w:cs="Times New Roman"/>
+                <w:sz w:val="24"/>
+                <w:szCs w:val="24"/>
+              </w:rPr>
+              <w:t>5</w:t>
+            </w:r>
+          </w:p>
+        </w:tc>
+      </w:tr>
+      <w:tr>
+        <w:trPr>
+          <w:trHeight w:val="454"/>
+        </w:trPr>
+        <w:tc>
+          <w:tcPr>
+            <w:tcW w:w="0" w:type="auto"/>
+            <w:vAlign w:val="center"/>
+          </w:tcPr>
+          <w:p>
+            <w:pPr>
+              <w:jc w:val="center"/>
+              <w:rPr>
+                <w:rFonts w:ascii="Times New Roman" w:hAnsi="Times New Roman" w:cs="Times New Roman"/>
+                <w:sz w:val="20"/>
+                <w:szCs w:val="20"/>
+                <w:lang w:val="en-US"/>
+              </w:rPr>
+            </w:pPr>
+            <w:r>
+              <w:rPr>
+                <w:rFonts w:ascii="Times New Roman" w:hAnsi="Times New Roman" w:cs="Times New Roman"/>
+                <w:sz w:val="20"/>
+                <w:szCs w:val="20"/>
+                <w:lang w:val="en-US"/>
+              </w:rPr>
+              <w:t>4</w:t>
+            </w:r>
+          </w:p>
+        </w:tc>
+        <w:tc>
+          <w:tcPr>
+            <w:tcW w:w="0" w:type="auto"/>
+            <w:vMerge/>
+            <w:vAlign w:val="center"/>
+          </w:tcPr>
+          <w:p>
+            <w:pPr>
+              <w:jc w:val="center"/>
+              <w:rPr>
+                <w:rFonts w:ascii="Times New Roman" w:hAnsi="Times New Roman" w:cs="Times New Roman"/>
+                <w:sz w:val="20"/>
+                <w:szCs w:val="20"/>
+              </w:rPr>
+            </w:pPr>
+          </w:p>
+        </w:tc>
+        <w:tc>
+          <w:tcPr>
+            <w:tcW w:w="0" w:type="auto"/>
+            <w:vAlign w:val="center"/>
+          </w:tcPr>
+          <w:p>
+            <w:pPr>
+              <w:jc w:val="center"/>
+              <w:rPr>
+                <w:rFonts w:ascii="Times New Roman" w:hAnsi="Times New Roman" w:cs="Times New Roman"/>
+                <w:sz w:val="20"/>
+                <w:szCs w:val="20"/>
+              </w:rPr>
+            </w:pPr>
+            <w:r>
+              <w:rPr>
+                <w:rFonts w:ascii="Times New Roman" w:hAnsi="Times New Roman" w:cs="Times New Roman"/>
+                <w:sz w:val="24"/>
+                <w:szCs w:val="24"/>
+              </w:rPr>
+              <w:t>122</w:t>
+            </w:r>
+          </w:p>
+        </w:tc>
+        <w:tc>
+          <w:tcPr>
+            <w:tcW w:w="0" w:type="auto"/>
+            <w:vAlign w:val="center"/>
+          </w:tcPr>
+          <w:p>
+            <w:pPr>
+              <w:jc w:val="center"/>
+              <w:rPr>
+                <w:rFonts w:ascii="Times New Roman" w:hAnsi="Times New Roman" w:cs="Times New Roman"/>
+                <w:sz w:val="20"/>
+                <w:szCs w:val="20"/>
+              </w:rPr>
+            </w:pPr>
+            <w:r>
+              <w:rPr>
+                <w:rFonts w:ascii="Times New Roman" w:hAnsi="Times New Roman" w:cs="Times New Roman"/>
+                <w:sz w:val="20"/>
+                <w:szCs w:val="20"/>
+              </w:rPr>
+              <w:fldChar w:fldCharType="begin"/>
+            </w:r>
+            <w:r>
+              <w:rPr>
+                <w:rFonts w:ascii="Times New Roman" w:hAnsi="Times New Roman" w:cs="Times New Roman"/>
+                <w:sz w:val="20"/>
+                <w:szCs w:val="20"/>
+              </w:rPr>
+              <w:instrText xml:space="preserve"> =SUM(E12:H12) </w:instrText>
+            </w:r>
+            <w:r>
+              <w:rPr>
+                <w:rFonts w:ascii="Times New Roman" w:hAnsi="Times New Roman" w:cs="Times New Roman"/>
+                <w:sz w:val="20"/>
+                <w:szCs w:val="20"/>
+              </w:rPr>
+              <w:fldChar w:fldCharType="separate"/>
+            </w:r>
+            <w:r>
+              <w:rPr>
+                <w:rFonts w:ascii="Times New Roman" w:hAnsi="Times New Roman" w:cs="Times New Roman"/>
+                <w:noProof/>
+                <w:sz w:val="20"/>
+                <w:szCs w:val="20"/>
+              </w:rPr>
+              <w:t>32</w:t>
+            </w:r>
+            <w:r>
+              <w:rPr>
+                <w:rFonts w:ascii="Times New Roman" w:hAnsi="Times New Roman" w:cs="Times New Roman"/>
+                <w:sz w:val="20"/>
+                <w:szCs w:val="20"/>
+              </w:rPr>
+              <w:fldChar w:fldCharType="end"/>
+            </w:r>
+          </w:p>
+        </w:tc>
+        <w:tc>
+          <w:tcPr>
+            <w:tcW w:w="0" w:type="auto"/>
+            <w:vAlign w:val="center"/>
+          </w:tcPr>
+          <w:p>
+            <w:pPr>
+              <w:jc w:val="center"/>
+              <w:rPr>
+                <w:rFonts w:ascii="Times New Roman" w:hAnsi="Times New Roman" w:cs="Times New Roman"/>
+                <w:sz w:val="20"/>
+                <w:szCs w:val="20"/>
+              </w:rPr>
+            </w:pPr>
+            <w:r>
+              <w:rPr>
+                <w:rFonts w:ascii="Times New Roman" w:hAnsi="Times New Roman" w:cs="Times New Roman"/>
+                <w:sz w:val="24"/>
+                <w:szCs w:val="24"/>
+              </w:rPr>
+              <w:t>8</w:t>
+            </w:r>
+          </w:p>
+        </w:tc>
+        <w:tc>
+          <w:tcPr>
+            <w:tcW w:w="0" w:type="auto"/>
+            <w:vAlign w:val="center"/>
+          </w:tcPr>
+          <w:p>
+            <w:pPr>
+              <w:jc w:val="center"/>
+              <w:rPr>
+                <w:rFonts w:ascii="Times New Roman" w:hAnsi="Times New Roman" w:cs="Times New Roman"/>
+                <w:sz w:val="20"/>
+                <w:szCs w:val="20"/>
+              </w:rPr>
+            </w:pPr>
+            <w:r>
+              <w:rPr>
+                <w:rFonts w:ascii="Times New Roman" w:hAnsi="Times New Roman" w:cs="Times New Roman"/>
+                <w:sz w:val="24"/>
+                <w:szCs w:val="24"/>
+              </w:rPr>
+              <w:t>3</w:t>
+            </w:r>
+          </w:p>
+        </w:tc>
+        <w:tc>
+          <w:tcPr>
+            <w:tcW w:w="0" w:type="auto"/>
+            <w:vAlign w:val="center"/>
+          </w:tcPr>
+          <w:p>
+            <w:pPr>
+              <w:jc w:val="center"/>
+              <w:rPr>
+                <w:rFonts w:ascii="Times New Roman" w:hAnsi="Times New Roman" w:cs="Times New Roman"/>
+                <w:sz w:val="20"/>
+                <w:szCs w:val="20"/>
+              </w:rPr>
+            </w:pPr>
+            <w:r>
+              <w:rPr>
+                <w:rFonts w:ascii="Times New Roman" w:hAnsi="Times New Roman" w:cs="Times New Roman"/>
+                <w:sz w:val="24"/>
+                <w:szCs w:val="24"/>
+              </w:rPr>
+              <w:t>12</w:t>
+            </w:r>
+          </w:p>
+        </w:tc>
+        <w:tc>
+          <w:tcPr>
+            <w:tcW w:w="0" w:type="auto"/>
+            <w:vAlign w:val="center"/>
+          </w:tcPr>
+          <w:p>
+            <w:pPr>
+              <w:jc w:val="center"/>
+              <w:rPr>
+                <w:rFonts w:ascii="Times New Roman" w:hAnsi="Times New Roman" w:cs="Times New Roman"/>
+                <w:sz w:val="20"/>
+                <w:szCs w:val="20"/>
+              </w:rPr>
+            </w:pPr>
+            <w:r>
+              <w:rPr>
+                <w:rFonts w:ascii="Times New Roman" w:hAnsi="Times New Roman" w:cs="Times New Roman"/>
+                <w:sz w:val="24"/>
+                <w:szCs w:val="24"/>
+              </w:rPr>
+              <w:t>9</w:t>
+            </w:r>
+          </w:p>
+        </w:tc>
+        <w:tc>
+          <w:tcPr>
+            <w:tcW w:w="0" w:type="auto"/>
+            <w:vAlign w:val="center"/>
+          </w:tcPr>
+          <w:p>
+            <w:pPr>
+              <w:jc w:val="center"/>
+              <w:rPr>
+                <w:rFonts w:ascii="Times New Roman" w:hAnsi="Times New Roman" w:cs="Times New Roman"/>
+                <w:sz w:val="20"/>
+                <w:szCs w:val="20"/>
+              </w:rPr>
+            </w:pPr>
+            <w:r>
+              <w:rPr>
+                <w:rFonts w:ascii="Times New Roman" w:hAnsi="Times New Roman" w:cs="Times New Roman"/>
+                <w:sz w:val="24"/>
+                <w:szCs w:val="24"/>
+              </w:rPr>
+              <w:t>3</w:t>
+            </w:r>
+          </w:p>
+        </w:tc>
+      </w:tr>
+      <w:tr>
+        <w:trPr>
+          <w:trHeight w:val="454"/>
+        </w:trPr>
+        <w:tc>
+          <w:tcPr>
+            <w:tcW w:w="0" w:type="auto"/>
+            <w:gridSpan w:val="3"/>
+            <w:vAlign w:val="center"/>
+          </w:tcPr>
+          <w:p>
+            <w:pPr>
+              <w:jc w:val="center"/>
+              <w:rPr>
+                <w:rFonts w:ascii="Times New Roman" w:hAnsi="Times New Roman" w:cs="Times New Roman"/>
+                <w:sz w:val="20"/>
+                <w:szCs w:val="20"/>
+              </w:rPr>
+            </w:pPr>
+            <w:r>
+              <w:rPr>
+                <w:rFonts w:ascii="Times New Roman" w:hAnsi="Times New Roman" w:cs="Times New Roman"/>
+                <w:color w:val="34343C"/>
+                <w:sz w:val="24"/>
+                <w:szCs w:val="24"/>
+                <w:shd w:val="clear" w:color="auto" w:fill="FFFFFF"/>
+              </w:rPr>
+              <w:t>ИТОГО:</w:t>
+            </w:r>
+          </w:p>
+        </w:tc>
+        <w:tc>
+          <w:tcPr>
+            <w:tcW w:w="0" w:type="auto"/>
+            <w:vAlign w:val="center"/>
+          </w:tcPr>
+          <w:p>
+            <w:pPr>
+              <w:jc w:val="center"/>
+              <w:rPr>
+                <w:rFonts w:ascii="Times New Roman" w:hAnsi="Times New Roman" w:cs="Times New Roman"/>
+                <w:sz w:val="20"/>
+                <w:szCs w:val="20"/>
+              </w:rPr>
+            </w:pPr>
+            <w:r>
+              <w:rPr>
+                <w:rFonts w:ascii="Times New Roman" w:hAnsi="Times New Roman" w:cs="Times New Roman"/>
+                <w:sz w:val="20"/>
+                <w:szCs w:val="20"/>
+              </w:rPr>
+              <w:fldChar w:fldCharType="begin"/>
+            </w:r>
+            <w:r>
+              <w:rPr>
+                <w:rFonts w:ascii="Times New Roman" w:hAnsi="Times New Roman" w:cs="Times New Roman"/>
+                <w:sz w:val="20"/>
+                <w:szCs w:val="20"/>
+              </w:rPr>
+              <w:instrText xml:space="preserve"> =SUM(D9:D12) </w:instrText>
+            </w:r>
+            <w:r>
+              <w:rPr>
+                <w:rFonts w:ascii="Times New Roman" w:hAnsi="Times New Roman" w:cs="Times New Roman"/>
+                <w:sz w:val="20"/>
+                <w:szCs w:val="20"/>
+              </w:rPr>
+              <w:fldChar w:fldCharType="separate"/>
+            </w:r>
+            <w:r>
+              <w:rPr>
+                <w:rFonts w:ascii="Times New Roman" w:hAnsi="Times New Roman" w:cs="Times New Roman"/>
+                <w:noProof/>
+                <w:sz w:val="20"/>
+                <w:szCs w:val="20"/>
+              </w:rPr>
+              <w:t>95</w:t>
+            </w:r>
+            <w:r>
+              <w:rPr>
+                <w:rFonts w:ascii="Times New Roman" w:hAnsi="Times New Roman" w:cs="Times New Roman"/>
+                <w:sz w:val="20"/>
+                <w:szCs w:val="20"/>
+              </w:rPr>
+              <w:fldChar w:fldCharType="end"/>
+            </w:r>
+          </w:p>
+        </w:tc>
+        <w:tc>
+          <w:tcPr>
+            <w:tcW w:w="0" w:type="auto"/>
+            <w:vAlign w:val="center"/>
+          </w:tcPr>
+          <w:p>
+            <w:pPr>
+              <w:jc w:val="center"/>
+              <w:rPr>
+                <w:rFonts w:ascii="Times New Roman" w:hAnsi="Times New Roman" w:cs="Times New Roman"/>
+                <w:sz w:val="20"/>
+                <w:szCs w:val="20"/>
+              </w:rPr>
+            </w:pPr>
+            <w:r>
+              <w:rPr>
+                <w:rFonts w:ascii="Times New Roman" w:hAnsi="Times New Roman" w:cs="Times New Roman"/>
+                <w:sz w:val="20"/>
+                <w:szCs w:val="20"/>
+              </w:rPr>
+              <w:fldChar w:fldCharType="begin"/>
+            </w:r>
+            <w:r>
+              <w:rPr>
+                <w:rFonts w:ascii="Times New Roman" w:hAnsi="Times New Roman" w:cs="Times New Roman"/>
+                <w:sz w:val="20"/>
+                <w:szCs w:val="20"/>
+              </w:rPr>
+              <w:instrText xml:space="preserve"> =SUM(E9:E12) </w:instrText>
+            </w:r>
+            <w:r>
+              <w:rPr>
+                <w:rFonts w:ascii="Times New Roman" w:hAnsi="Times New Roman" w:cs="Times New Roman"/>
+                <w:sz w:val="20"/>
+                <w:szCs w:val="20"/>
+              </w:rPr>
+              <w:fldChar w:fldCharType="separate"/>
+            </w:r>
+            <w:r>
+              <w:rPr>
+                <w:rFonts w:ascii="Times New Roman" w:hAnsi="Times New Roman" w:cs="Times New Roman"/>
+                <w:noProof/>
+                <w:sz w:val="20"/>
+                <w:szCs w:val="20"/>
+              </w:rPr>
+              <w:t>26</w:t>
+            </w:r>
+            <w:r>
+              <w:rPr>
+                <w:rFonts w:ascii="Times New Roman" w:hAnsi="Times New Roman" w:cs="Times New Roman"/>
+                <w:sz w:val="20"/>
+                <w:szCs w:val="20"/>
+              </w:rPr>
+              <w:fldChar w:fldCharType="end"/>
+            </w:r>
+          </w:p>
+        </w:tc>
+        <w:tc>
+          <w:tcPr>
+            <w:tcW w:w="0" w:type="auto"/>
+            <w:vAlign w:val="center"/>
+          </w:tcPr>
+          <w:p>
+            <w:pPr>
+              <w:jc w:val="center"/>
+              <w:rPr>
+                <w:rFonts w:ascii="Times New Roman" w:hAnsi="Times New Roman" w:cs="Times New Roman"/>
+                <w:sz w:val="20"/>
+                <w:szCs w:val="20"/>
+              </w:rPr>
+            </w:pPr>
+            <w:r>
+              <w:rPr>
+                <w:rFonts w:ascii="Times New Roman" w:hAnsi="Times New Roman" w:cs="Times New Roman"/>
+                <w:sz w:val="20"/>
+                <w:szCs w:val="20"/>
+              </w:rPr>
+              <w:fldChar w:fldCharType="begin"/>
+            </w:r>
+            <w:r>
+              <w:rPr>
+                <w:rFonts w:ascii="Times New Roman" w:hAnsi="Times New Roman" w:cs="Times New Roman"/>
+                <w:sz w:val="20"/>
+                <w:szCs w:val="20"/>
+              </w:rPr>
+              <w:instrText xml:space="preserve"> =SUM(F9:F12) </w:instrText>
+            </w:r>
+            <w:r>
+              <w:rPr>
+                <w:rFonts w:ascii="Times New Roman" w:hAnsi="Times New Roman" w:cs="Times New Roman"/>
+                <w:sz w:val="20"/>
+                <w:szCs w:val="20"/>
+              </w:rPr>
+              <w:fldChar w:fldCharType="separate"/>
+            </w:r>
+            <w:r>
+              <w:rPr>
+                <w:rFonts w:ascii="Times New Roman" w:hAnsi="Times New Roman" w:cs="Times New Roman"/>
+                <w:noProof/>
+                <w:sz w:val="20"/>
+                <w:szCs w:val="20"/>
+              </w:rPr>
+              <w:t>28</w:t>
+            </w:r>
+            <w:r>
+              <w:rPr>
+                <w:rFonts w:ascii="Times New Roman" w:hAnsi="Times New Roman" w:cs="Times New Roman"/>
+                <w:sz w:val="20"/>
+                <w:szCs w:val="20"/>
+              </w:rPr>
+              <w:fldChar w:fldCharType="end"/>
+            </w:r>
+          </w:p>
+        </w:tc>
+        <w:tc>
+          <w:tcPr>
+            <w:tcW w:w="0" w:type="auto"/>
+            <w:vAlign w:val="center"/>
+          </w:tcPr>
+          <w:p>
+            <w:pPr>
+              <w:jc w:val="center"/>
+              <w:rPr>
+                <w:rFonts w:ascii="Times New Roman" w:hAnsi="Times New Roman" w:cs="Times New Roman"/>
+                <w:sz w:val="20"/>
+                <w:szCs w:val="20"/>
+              </w:rPr>
+            </w:pPr>
+            <w:r>
+              <w:rPr>
+                <w:rFonts w:ascii="Times New Roman" w:hAnsi="Times New Roman" w:cs="Times New Roman"/>
+                <w:sz w:val="20"/>
+                <w:szCs w:val="20"/>
+              </w:rPr>
+              <w:fldChar w:fldCharType="begin"/>
+            </w:r>
+            <w:r>
+              <w:rPr>
+                <w:rFonts w:ascii="Times New Roman" w:hAnsi="Times New Roman" w:cs="Times New Roman"/>
+                <w:sz w:val="20"/>
+                <w:szCs w:val="20"/>
+              </w:rPr>
+              <w:instrText xml:space="preserve"> =SUM(G9:G12) </w:instrText>
+            </w:r>
+            <w:r>
+              <w:rPr>
+                <w:rFonts w:ascii="Times New Roman" w:hAnsi="Times New Roman" w:cs="Times New Roman"/>
+                <w:sz w:val="20"/>
+                <w:szCs w:val="20"/>
+              </w:rPr>
+              <w:fldChar w:fldCharType="separate"/>
+            </w:r>
+            <w:r>
+              <w:rPr>
+                <w:rFonts w:ascii="Times New Roman" w:hAnsi="Times New Roman" w:cs="Times New Roman"/>
+                <w:noProof/>
+                <w:sz w:val="20"/>
+                <w:szCs w:val="20"/>
+              </w:rPr>
+              <w:t>21</w:t>
+            </w:r>
+            <w:r>
+              <w:rPr>
+                <w:rFonts w:ascii="Times New Roman" w:hAnsi="Times New Roman" w:cs="Times New Roman"/>
+                <w:sz w:val="20"/>
+                <w:szCs w:val="20"/>
+              </w:rPr>
+              <w:fldChar w:fldCharType="end"/>
+            </w:r>
+          </w:p>
+        </w:tc>
+        <w:tc>
+          <w:tcPr>
+            <w:tcW w:w="0" w:type="auto"/>
+            <w:vAlign w:val="center"/>
+          </w:tcPr>
+          <w:p>
+            <w:pPr>
+              <w:jc w:val="center"/>
+              <w:rPr>
+                <w:rFonts w:ascii="Times New Roman" w:hAnsi="Times New Roman" w:cs="Times New Roman"/>
+                <w:sz w:val="20"/>
+                <w:szCs w:val="20"/>
+              </w:rPr>
+            </w:pPr>
+            <w:r>
+              <w:rPr>
+                <w:rFonts w:ascii="Times New Roman" w:hAnsi="Times New Roman" w:cs="Times New Roman"/>
+                <w:sz w:val="20"/>
+                <w:szCs w:val="20"/>
+              </w:rPr>
+              <w:fldChar w:fldCharType="begin"/>
+            </w:r>
+            <w:r>
+              <w:rPr>
+                <w:rFonts w:ascii="Times New Roman" w:hAnsi="Times New Roman" w:cs="Times New Roman"/>
+                <w:sz w:val="20"/>
+                <w:szCs w:val="20"/>
+              </w:rPr>
+              <w:instrText xml:space="preserve"> =SUM(H9:H12) </w:instrText>
+            </w:r>
+            <w:r>
+              <w:rPr>
+                <w:rFonts w:ascii="Times New Roman" w:hAnsi="Times New Roman" w:cs="Times New Roman"/>
+                <w:sz w:val="20"/>
+                <w:szCs w:val="20"/>
+              </w:rPr>
+              <w:fldChar w:fldCharType="separate"/>
+            </w:r>
+            <w:r>
+              <w:rPr>
+                <w:rFonts w:ascii="Times New Roman" w:hAnsi="Times New Roman" w:cs="Times New Roman"/>
+                <w:noProof/>
+                <w:sz w:val="20"/>
+                <w:szCs w:val="20"/>
+              </w:rPr>
+              <w:t>20</w:t>
+            </w:r>
+            <w:r>
+              <w:rPr>
+                <w:rFonts w:ascii="Times New Roman" w:hAnsi="Times New Roman" w:cs="Times New Roman"/>
+                <w:sz w:val="20"/>
+                <w:szCs w:val="20"/>
+              </w:rPr>
+              <w:fldChar w:fldCharType="end"/>
+            </w:r>
+          </w:p>
+        </w:tc>
+        <w:tc>
+          <w:tcPr>
+            <w:tcW w:w="0" w:type="auto"/>
+            <w:vAlign w:val="center"/>
+          </w:tcPr>
+          <w:p>
+            <w:pPr>
+              <w:jc w:val="center"/>
+              <w:rPr>
+                <w:rFonts w:ascii="Times New Roman" w:hAnsi="Times New Roman" w:cs="Times New Roman"/>
+                <w:sz w:val="20"/>
+                <w:szCs w:val="20"/>
+              </w:rPr>
+            </w:pPr>
+            <w:r>
+              <w:rPr>
+                <w:rFonts w:ascii="Times New Roman" w:hAnsi="Times New Roman" w:cs="Times New Roman"/>
+                <w:sz w:val="20"/>
+                <w:szCs w:val="20"/>
+              </w:rPr>
+              <w:fldChar w:fldCharType="begin"/>
+            </w:r>
+            <w:r>
+              <w:rPr>
+                <w:rFonts w:ascii="Times New Roman" w:hAnsi="Times New Roman" w:cs="Times New Roman"/>
+                <w:sz w:val="20"/>
+                <w:szCs w:val="20"/>
+              </w:rPr>
+              <w:instrText xml:space="preserve"> =SUM(I9:I12) </w:instrText>
+            </w:r>
+            <w:r>
+              <w:rPr>
+                <w:rFonts w:ascii="Times New Roman" w:hAnsi="Times New Roman" w:cs="Times New Roman"/>
+                <w:sz w:val="20"/>
+                <w:szCs w:val="20"/>
+              </w:rPr>
+              <w:fldChar w:fldCharType="separate"/>
+            </w:r>
+            <w:r>
+              <w:rPr>
+                <w:rFonts w:ascii="Times New Roman" w:hAnsi="Times New Roman" w:cs="Times New Roman"/>
+                <w:noProof/>
+                <w:sz w:val="20"/>
+                <w:szCs w:val="20"/>
+              </w:rPr>
+              <w:t>14</w:t>
+            </w:r>
+            <w:r>
+              <w:rPr>
+                <w:rFonts w:ascii="Times New Roman" w:hAnsi="Times New Roman" w:cs="Times New Roman"/>
+                <w:sz w:val="20"/>
+                <w:szCs w:val="20"/>
+              </w:rPr>
+              <w:fldChar w:fldCharType="end"/>
+            </w:r>
+          </w:p>
+        </w:tc>
+      </w:tr>
+      <w:tr>
+        <w:trPr>
+          <w:trHeight w:val="454"/>
+        </w:trPr>
+        <w:tc>
+          <w:tcPr>
+            <w:tcW w:w="0" w:type="auto"/>
+            <w:gridSpan w:val="3"/>
+            <w:vAlign w:val="center"/>
+          </w:tcPr>
+          <w:p>
+            <w:pPr>
+              <w:jc w:val="center"/>
+              <w:rPr>
+                <w:rFonts w:ascii="Times New Roman" w:hAnsi="Times New Roman" w:cs="Times New Roman"/>
+                <w:sz w:val="20"/>
+                <w:szCs w:val="20"/>
+              </w:rPr>
+            </w:pPr>
+            <w:r>
+              <w:rPr>
+                <w:rFonts w:ascii="Times New Roman" w:hAnsi="Times New Roman" w:cs="Times New Roman"/>
+                <w:color w:val="34343C"/>
+                <w:sz w:val="24"/>
+                <w:szCs w:val="24"/>
+                <w:shd w:val="clear" w:color="auto" w:fill="FFFFFF"/>
+              </w:rPr>
+              <w:t>ИТОГО В %:</w:t>
+            </w:r>
+          </w:p>
+        </w:tc>
+        <w:tc>
+          <w:tcPr>
+            <w:tcW w:w="0" w:type="auto"/>
+            <w:vAlign w:val="center"/>
+          </w:tcPr>
+          <w:p>
+            <w:pPr>
+              <w:jc w:val="center"/>
+              <w:rPr>
+                <w:rFonts w:ascii="Times New Roman" w:hAnsi="Times New Roman" w:cs="Times New Roman"/>
+                <w:sz w:val="20"/>
+                <w:szCs w:val="20"/>
+                <w:lang w:val="en-US"/>
+              </w:rPr>
+            </w:pPr>
+            <w:r>
+              <w:rPr>
+                <w:rFonts w:ascii="Times New Roman" w:hAnsi="Times New Roman" w:cs="Times New Roman"/>
+                <w:sz w:val="20"/>
+                <w:szCs w:val="20"/>
+              </w:rPr>
+              <w:fldChar w:fldCharType="begin"/>
+            </w:r>
+            <w:r>
+              <w:rPr>
+                <w:rFonts w:ascii="Times New Roman" w:hAnsi="Times New Roman" w:cs="Times New Roman"/>
+                <w:sz w:val="20"/>
+                <w:szCs w:val="20"/>
+              </w:rPr>
+              <w:instrText xml:space="preserve"> =B13/B13*100 </w:instrText>
+            </w:r>
+            <w:r>
+              <w:rPr>
+                <w:rFonts w:ascii="Times New Roman" w:hAnsi="Times New Roman" w:cs="Times New Roman"/>
+                <w:sz w:val="20"/>
+                <w:szCs w:val="20"/>
+              </w:rPr>
+              <w:fldChar w:fldCharType="separate"/>
+            </w:r>
+            <w:r>
+              <w:rPr>
+                <w:rFonts w:ascii="Times New Roman" w:hAnsi="Times New Roman" w:cs="Times New Roman"/>
+                <w:noProof/>
+                <w:sz w:val="20"/>
+                <w:szCs w:val="20"/>
+              </w:rPr>
+              <w:t>100</w:t>
+            </w:r>
+            <w:r>
+              <w:rPr>
+                <w:rFonts w:ascii="Times New Roman" w:hAnsi="Times New Roman" w:cs="Times New Roman"/>
+                <w:sz w:val="20"/>
+                <w:szCs w:val="20"/>
+              </w:rPr>
+              <w:fldChar w:fldCharType="end"/>
+            </w:r>
+            <w:r>
+              <w:rPr>
+                <w:rFonts w:ascii="Times New Roman" w:hAnsi="Times New Roman" w:cs="Times New Roman"/>
+                <w:sz w:val="20"/>
+                <w:szCs w:val="20"/>
+                <w:lang w:val="en-US"/>
+              </w:rPr>
+              <w:t>%</w:t>
+            </w:r>
+          </w:p>
+        </w:tc>
+        <w:tc>
+          <w:tcPr>
+            <w:tcW w:w="0" w:type="auto"/>
+            <w:vAlign w:val="center"/>
+          </w:tcPr>
+          <w:p>
+            <w:pPr>
+              <w:jc w:val="center"/>
+              <w:rPr>
+                <w:rFonts w:ascii="Times New Roman" w:hAnsi="Times New Roman" w:cs="Times New Roman"/>
+                <w:sz w:val="20"/>
+                <w:szCs w:val="20"/>
+                <w:lang w:val="en-US"/>
+              </w:rPr>
+            </w:pPr>
+            <w:r>
+              <w:rPr>
+                <w:rFonts w:ascii="Times New Roman" w:hAnsi="Times New Roman" w:cs="Times New Roman"/>
+                <w:sz w:val="20"/>
+                <w:szCs w:val="20"/>
+                <w:lang w:val="en-US"/>
+              </w:rPr>
+              <w:fldChar w:fldCharType="begin"/>
+            </w:r>
+            <w:r>
+              <w:rPr>
+                <w:rFonts w:ascii="Times New Roman" w:hAnsi="Times New Roman" w:cs="Times New Roman"/>
+                <w:sz w:val="20"/>
+                <w:szCs w:val="20"/>
+                <w:lang w:val="en-US"/>
+              </w:rPr>
+              <w:instrText xml:space="preserve"> =C13/B13*100 </w:instrText>
+            </w:r>
+            <w:r>
+              <w:rPr>
+                <w:rFonts w:ascii="Times New Roman" w:hAnsi="Times New Roman" w:cs="Times New Roman"/>
+                <w:sz w:val="20"/>
+                <w:szCs w:val="20"/>
+                <w:lang w:val="en-US"/>
+              </w:rPr>
+              <w:fldChar w:fldCharType="separate"/>
+            </w:r>
+            <w:r>
+              <w:rPr>
+                <w:rFonts w:ascii="Times New Roman" w:hAnsi="Times New Roman" w:cs="Times New Roman"/>
+                <w:noProof/>
+                <w:sz w:val="20"/>
+                <w:szCs w:val="20"/>
+                <w:lang w:val="en-US"/>
+              </w:rPr>
+              <w:t>27,37</w:t>
+            </w:r>
+            <w:r>
+              <w:rPr>
+                <w:rFonts w:ascii="Times New Roman" w:hAnsi="Times New Roman" w:cs="Times New Roman"/>
+                <w:sz w:val="20"/>
+                <w:szCs w:val="20"/>
+                <w:lang w:val="en-US"/>
+              </w:rPr>
+              <w:fldChar w:fldCharType="end"/>
+            </w:r>
+            <w:r>
+              <w:rPr>
+                <w:rFonts w:ascii="Times New Roman" w:hAnsi="Times New Roman" w:cs="Times New Roman"/>
+                <w:sz w:val="20"/>
+                <w:szCs w:val="20"/>
+                <w:lang w:val="en-US"/>
+              </w:rPr>
+              <w:t>%</w:t>
+            </w:r>
+          </w:p>
+        </w:tc>
+        <w:tc>
+          <w:tcPr>
+            <w:tcW w:w="0" w:type="auto"/>
+            <w:vAlign w:val="center"/>
+          </w:tcPr>
+          <w:p>
+            <w:pPr>
+              <w:jc w:val="center"/>
+              <w:rPr>
+                <w:rFonts w:ascii="Times New Roman" w:hAnsi="Times New Roman" w:cs="Times New Roman"/>
+                <w:sz w:val="20"/>
+                <w:szCs w:val="20"/>
+                <w:lang w:val="en-US"/>
+              </w:rPr>
+            </w:pPr>
+            <w:r>
+              <w:rPr>
+                <w:rFonts w:ascii="Times New Roman" w:hAnsi="Times New Roman" w:cs="Times New Roman"/>
+                <w:sz w:val="20"/>
+                <w:szCs w:val="20"/>
+                <w:lang w:val="en-US"/>
+              </w:rPr>
+              <w:fldChar w:fldCharType="begin"/>
+            </w:r>
+            <w:r>
+              <w:rPr>
+                <w:rFonts w:ascii="Times New Roman" w:hAnsi="Times New Roman" w:cs="Times New Roman"/>
+                <w:sz w:val="20"/>
+                <w:szCs w:val="20"/>
+                <w:lang w:val="en-US"/>
+              </w:rPr>
+              <w:instrText xml:space="preserve"> =D13/B13*100 </w:instrText>
+            </w:r>
+            <w:r>
+              <w:rPr>
+                <w:rFonts w:ascii="Times New Roman" w:hAnsi="Times New Roman" w:cs="Times New Roman"/>
+                <w:sz w:val="20"/>
+                <w:szCs w:val="20"/>
+                <w:lang w:val="en-US"/>
+              </w:rPr>
+              <w:fldChar w:fldCharType="separate"/>
+            </w:r>
+            <w:r>
+              <w:rPr>
+                <w:rFonts w:ascii="Times New Roman" w:hAnsi="Times New Roman" w:cs="Times New Roman"/>
+                <w:noProof/>
+                <w:sz w:val="20"/>
+                <w:szCs w:val="20"/>
+                <w:lang w:val="en-US"/>
+              </w:rPr>
+              <w:t>29,47</w:t>
+            </w:r>
+            <w:r>
+              <w:rPr>
+                <w:rFonts w:ascii="Times New Roman" w:hAnsi="Times New Roman" w:cs="Times New Roman"/>
+                <w:sz w:val="20"/>
+                <w:szCs w:val="20"/>
+                <w:lang w:val="en-US"/>
+              </w:rPr>
+              <w:fldChar w:fldCharType="end"/>
+            </w:r>
+            <w:r>
+              <w:rPr>
+                <w:rFonts w:ascii="Times New Roman" w:hAnsi="Times New Roman" w:cs="Times New Roman"/>
+                <w:sz w:val="20"/>
+                <w:szCs w:val="20"/>
+                <w:lang w:val="en-US"/>
+              </w:rPr>
+              <w:t>%</w:t>
+            </w:r>
+          </w:p>
+        </w:tc>
+        <w:tc>
+          <w:tcPr>
+            <w:tcW w:w="0" w:type="auto"/>
+            <w:vAlign w:val="center"/>
+          </w:tcPr>
+          <w:p>
+            <w:pPr>
+              <w:jc w:val="center"/>
+              <w:rPr>
+                <w:rFonts w:ascii="Times New Roman" w:hAnsi="Times New Roman" w:cs="Times New Roman"/>
+                <w:sz w:val="20"/>
+                <w:szCs w:val="20"/>
+                <w:lang w:val="en-US"/>
+              </w:rPr>
+            </w:pPr>
+            <w:r>
+              <w:rPr>
+                <w:rFonts w:ascii="Times New Roman" w:hAnsi="Times New Roman" w:cs="Times New Roman"/>
+                <w:sz w:val="20"/>
+                <w:szCs w:val="20"/>
+                <w:lang w:val="en-US"/>
+              </w:rPr>
+              <w:fldChar w:fldCharType="begin"/>
+            </w:r>
+            <w:r>
+              <w:rPr>
+                <w:rFonts w:ascii="Times New Roman" w:hAnsi="Times New Roman" w:cs="Times New Roman"/>
+                <w:sz w:val="20"/>
+                <w:szCs w:val="20"/>
+                <w:lang w:val="en-US"/>
+              </w:rPr>
+              <w:instrText xml:space="preserve"> =E13/B13*100 </w:instrText>
+            </w:r>
+            <w:r>
+              <w:rPr>
+                <w:rFonts w:ascii="Times New Roman" w:hAnsi="Times New Roman" w:cs="Times New Roman"/>
+                <w:sz w:val="20"/>
+                <w:szCs w:val="20"/>
+                <w:lang w:val="en-US"/>
+              </w:rPr>
+              <w:fldChar w:fldCharType="separate"/>
+            </w:r>
+            <w:r>
+              <w:rPr>
+                <w:rFonts w:ascii="Times New Roman" w:hAnsi="Times New Roman" w:cs="Times New Roman"/>
+                <w:noProof/>
+                <w:sz w:val="20"/>
+                <w:szCs w:val="20"/>
+                <w:lang w:val="en-US"/>
+              </w:rPr>
+              <w:t>22,11</w:t>
+            </w:r>
+            <w:r>
+              <w:rPr>
+                <w:rFonts w:ascii="Times New Roman" w:hAnsi="Times New Roman" w:cs="Times New Roman"/>
+                <w:sz w:val="20"/>
+                <w:szCs w:val="20"/>
+                <w:lang w:val="en-US"/>
+              </w:rPr>
+              <w:fldChar w:fldCharType="end"/>
+            </w:r>
+            <w:r>
+              <w:rPr>
+                <w:rFonts w:ascii="Times New Roman" w:hAnsi="Times New Roman" w:cs="Times New Roman"/>
+                <w:sz w:val="20"/>
+                <w:szCs w:val="20"/>
+                <w:lang w:val="en-US"/>
+              </w:rPr>
+              <w:t>%</w:t>
+            </w:r>
+          </w:p>
+        </w:tc>
+        <w:tc>
+          <w:tcPr>
+            <w:tcW w:w="0" w:type="auto"/>
+            <w:vAlign w:val="center"/>
+          </w:tcPr>
+          <w:p>
+            <w:pPr>
+              <w:jc w:val="center"/>
+              <w:rPr>
+                <w:rFonts w:ascii="Times New Roman" w:hAnsi="Times New Roman" w:cs="Times New Roman"/>
+                <w:sz w:val="20"/>
+                <w:szCs w:val="20"/>
+                <w:lang w:val="en-US"/>
+              </w:rPr>
+            </w:pPr>
+            <w:r>
+              <w:rPr>
+                <w:rFonts w:ascii="Times New Roman" w:hAnsi="Times New Roman" w:cs="Times New Roman"/>
+                <w:sz w:val="20"/>
+                <w:szCs w:val="20"/>
+                <w:lang w:val="en-US"/>
+              </w:rPr>
+              <w:fldChar w:fldCharType="begin"/>
+            </w:r>
+            <w:r>
+              <w:rPr>
+                <w:rFonts w:ascii="Times New Roman" w:hAnsi="Times New Roman" w:cs="Times New Roman"/>
+                <w:sz w:val="20"/>
+                <w:szCs w:val="20"/>
+                <w:lang w:val="en-US"/>
+              </w:rPr>
+              <w:instrText xml:space="preserve"> =F13/B13*100 </w:instrText>
+            </w:r>
+            <w:r>
+              <w:rPr>
+                <w:rFonts w:ascii="Times New Roman" w:hAnsi="Times New Roman" w:cs="Times New Roman"/>
+                <w:sz w:val="20"/>
+                <w:szCs w:val="20"/>
+                <w:lang w:val="en-US"/>
+              </w:rPr>
+              <w:fldChar w:fldCharType="separate"/>
+            </w:r>
+            <w:r>
+              <w:rPr>
+                <w:rFonts w:ascii="Times New Roman" w:hAnsi="Times New Roman" w:cs="Times New Roman"/>
+                <w:noProof/>
+                <w:sz w:val="20"/>
+                <w:szCs w:val="20"/>
+                <w:lang w:val="en-US"/>
+              </w:rPr>
+              <w:t>21,05</w:t>
+            </w:r>
+            <w:r>
+              <w:rPr>
+                <w:rFonts w:ascii="Times New Roman" w:hAnsi="Times New Roman" w:cs="Times New Roman"/>
+                <w:sz w:val="20"/>
+                <w:szCs w:val="20"/>
+                <w:lang w:val="en-US"/>
+              </w:rPr>
+              <w:fldChar w:fldCharType="end"/>
+            </w:r>
+            <w:r>
+              <w:rPr>
+                <w:rFonts w:ascii="Times New Roman" w:hAnsi="Times New Roman" w:cs="Times New Roman"/>
+                <w:sz w:val="20"/>
+                <w:szCs w:val="20"/>
+                <w:lang w:val="en-US"/>
+              </w:rPr>
+              <w:t>%</w:t>
+            </w:r>
+          </w:p>
+        </w:tc>
+        <w:tc>
+          <w:tcPr>
+            <w:tcW w:w="0" w:type="auto"/>
+            <w:vAlign w:val="center"/>
+          </w:tcPr>
+          <w:p>
+            <w:pPr>
+              <w:jc w:val="center"/>
+              <w:rPr>
+                <w:rFonts w:ascii="Times New Roman" w:hAnsi="Times New Roman" w:cs="Times New Roman"/>
+                <w:sz w:val="20"/>
+                <w:szCs w:val="20"/>
+                <w:lang w:val="en-US"/>
+              </w:rPr>
+            </w:pPr>
+            <w:r>
+              <w:rPr>
+                <w:rFonts w:ascii="Times New Roman" w:hAnsi="Times New Roman" w:cs="Times New Roman"/>
+                <w:sz w:val="20"/>
+                <w:szCs w:val="20"/>
+                <w:lang w:val="en-US"/>
+              </w:rPr>
+              <w:fldChar w:fldCharType="begin"/>
+            </w:r>
+            <w:r>
+              <w:rPr>
+                <w:rFonts w:ascii="Times New Roman" w:hAnsi="Times New Roman" w:cs="Times New Roman"/>
+                <w:sz w:val="20"/>
+                <w:szCs w:val="20"/>
+                <w:lang w:val="en-US"/>
+              </w:rPr>
+              <w:instrText xml:space="preserve"> =G13/B13*100 </w:instrText>
+            </w:r>
+            <w:r>
+              <w:rPr>
+                <w:rFonts w:ascii="Times New Roman" w:hAnsi="Times New Roman" w:cs="Times New Roman"/>
+                <w:sz w:val="20"/>
+                <w:szCs w:val="20"/>
+                <w:lang w:val="en-US"/>
+              </w:rPr>
+              <w:fldChar w:fldCharType="separate"/>
+            </w:r>
+            <w:r>
+              <w:rPr>
+                <w:rFonts w:ascii="Times New Roman" w:hAnsi="Times New Roman" w:cs="Times New Roman"/>
+                <w:noProof/>
+                <w:sz w:val="20"/>
+                <w:szCs w:val="20"/>
+                <w:lang w:val="en-US"/>
+              </w:rPr>
+              <w:t>14,74</w:t>
+            </w:r>
+            <w:r>
+              <w:rPr>
+                <w:rFonts w:ascii="Times New Roman" w:hAnsi="Times New Roman" w:cs="Times New Roman"/>
+                <w:sz w:val="20"/>
+                <w:szCs w:val="20"/>
+                <w:lang w:val="en-US"/>
+              </w:rPr>
+              <w:fldChar w:fldCharType="end"/>
+            </w:r>
+            <w:r>
+              <w:rPr>
+                <w:rFonts w:ascii="Times New Roman" w:hAnsi="Times New Roman" w:cs="Times New Roman"/>
+                <w:sz w:val="20"/>
+                <w:szCs w:val="20"/>
+                <w:lang w:val="en-US"/>
+              </w:rPr>
+              <w:t>%</w:t>
+            </w:r>
+          </w:p>
+        </w:tc>
+      </w:tr>
+    </w:tbl>
     <w:p>
       <w:pPr>
         <w:spacing w:after="0"/>
@@ -4400,11 +8673,12 @@
   <w:style w:type="paragraph" w:default="1" w:styleId="a">
     <w:name w:val="Normal"/>
     <w:qFormat/>
-    <w:rsid w:val="00BF701B"/>
+    <w:rsid w:val="0096564C"/>
   </w:style>
   <w:style w:type="character" w:default="1" w:styleId="a0">
     <w:name w:val="Default Paragraph Font"/>
     <w:uiPriority w:val="1"/>
+    <w:semiHidden/>
     <w:unhideWhenUsed/>
   </w:style>
   <w:style w:type="table" w:default="1" w:styleId="a1">
